--- a/docs/ipccc-2026-manuscript-draft-v1.docx
+++ b/docs/ipccc-2026-manuscript-draft-v1.docx
@@ -129,18 +129,12 @@
         <w:t xml:space="preserve"> </w:t>
       </w:r>
       <w:r>
-        <w:t xml:space="preserve">(National Vulnerability Database 2022a)</w:t>
-      </w:r>
-      <w:r>
         <w:t xml:space="preserve">, and CVE-2021-38425 documents message injection against eProsima Fast DDS, the default ROS 2 transport</w:t>
       </w:r>
       <w:r>
         <w:t xml:space="preserve"> </w:t>
       </w:r>
       <w:r>
-        <w:t xml:space="preserve">(National Vulnerability Database 2021)</w:t>
-      </w:r>
-      <w:r>
         <w:t xml:space="preserve">.</w:t>
       </w:r>
     </w:p>
@@ -163,9 +157,6 @@
         <w:t xml:space="preserve"> </w:t>
       </w:r>
       <w:r>
-        <w:t xml:space="preserve">(Karim, Gupta, et al. 2026)</w:t>
-      </w:r>
-      <w:r>
         <w:t xml:space="preserve">, and a software authorization path that averaged 1.14 </w:t>
       </w:r>
       <m:oMath>
@@ -188,9 +179,6 @@
         <w:t xml:space="preserve"> </w:t>
       </w:r>
       <w:r>
-        <w:t xml:space="preserve">(Karim, Sitharaman, et al. 2026)</w:t>
-      </w:r>
-      <w:r>
         <w:t xml:space="preserve">. A control loop cannot budget for a tail it cannot bound. Thus engineers place authorization at the perimeter and leave the control path open.</w:t>
       </w:r>
     </w:p>
@@ -205,18 +193,12 @@
         <w:t xml:space="preserve"> </w:t>
       </w:r>
       <w:r>
-        <w:t xml:space="preserve">(Sitharaman et al. 2025)</w:t>
-      </w:r>
-      <w:r>
         <w:t xml:space="preserve">, and that insight is the intellectual origin of this work. H-NGAC, presented at IEEE DCAS 2026, carried the idea to the decision path: compile the NGAC policy graph</w:t>
       </w:r>
       <w:r>
         <w:t xml:space="preserve"> </w:t>
       </w:r>
       <w:r>
-        <w:t xml:space="preserve">(InterNational Committee for Information Technology Standards 2020; Ferraiolo et al. 2011)</w:t>
-      </w:r>
-      <w:r>
         <w:t xml:space="preserve"> </w:t>
       </w:r>
       <w:r>
@@ -224,9 +206,6 @@
       </w:r>
       <w:r>
         <w:t xml:space="preserve"> </w:t>
-      </w:r>
-      <w:r>
-        <w:t xml:space="preserve">(Karim, Sitharaman, et al. 2026)</w:t>
       </w:r>
       <w:r>
         <w:t xml:space="preserve">. H-NGAC checked the identity triple of subject, object and attribute. It did not model the platform’s runtime state, and it did not model where a command came from. Layla’s interlock lives in exactly those two missing dimensions.</w:t>
@@ -372,16 +351,10 @@
         <w:t xml:space="preserve"> </w:t>
       </w:r>
       <w:r>
-        <w:t xml:space="preserve">(InterNational Committee for Information Technology Standards 2020; Ferraiolo et al. 2011)</w:t>
-      </w:r>
-      <w:r>
         <w:t xml:space="preserve">. The generality is valuable and the traversal is the cost. H-NGAC compiles the policy graph ahead of time into fixed-width bitmasks so the runtime decision is a chain of AND operations over precomputed sets</w:t>
       </w:r>
       <w:r>
         <w:t xml:space="preserve"> </w:t>
-      </w:r>
-      <w:r>
-        <w:t xml:space="preserve">(Karim, Sitharaman, et al. 2026)</w:t>
       </w:r>
       <w:r>
         <w:t xml:space="preserve">. We refer to the traversal-based reference model as DAG-NGAC throughout. This paper extends H-NGAC and inherits its compilation step unchanged.</w:t>
@@ -426,9 +399,6 @@
         <w:t xml:space="preserve"> </w:t>
       </w:r>
       <w:r>
-        <w:t xml:space="preserve">(National Vulnerability Database 2022b)</w:t>
-      </w:r>
-      <w:r>
         <w:t xml:space="preserve">). The identity triple closes this class, and it is the class every access control model addresses.</w:t>
       </w:r>
     </w:p>
@@ -453,9 +423,6 @@
         <w:t xml:space="preserve"> </w:t>
       </w:r>
       <w:r>
-        <w:t xml:space="preserve">(National Vulnerability Database 2022a)</w:t>
-      </w:r>
-      <w:r>
         <w:t xml:space="preserve">). Identity-based authorization admits this class because the request is legitimate on every identity axis.</w:t>
       </w:r>
     </w:p>
@@ -480,16 +447,10 @@
         <w:t xml:space="preserve"> </w:t>
       </w:r>
       <w:r>
-        <w:t xml:space="preserve">(National Vulnerability Database 2021)</w:t>
-      </w:r>
-      <w:r>
         <w:t xml:space="preserve">). SROS2 and DDS-Security authenticate who a node is at the transport layer</w:t>
       </w:r>
       <w:r>
         <w:t xml:space="preserve"> </w:t>
-      </w:r>
-      <w:r>
-        <w:t xml:space="preserve">(Mayoral-Vilches et al. 2022; Object Management Group 2018)</w:t>
       </w:r>
       <w:r>
         <w:t xml:space="preserve">. They never ask whether that source type may issue that command to that resource. That is an application-layer question, and it is invisible at the transport layer by design.</w:t>
@@ -4043,9 +4004,6 @@
         <w:t xml:space="preserve"> </w:t>
       </w:r>
       <w:r>
-        <w:t xml:space="preserve">(Karim, Sitharaman, et al. 2026)</w:t>
-      </w:r>
-      <w:r>
         <w:t xml:space="preserve">. An operating system does not guarantee its own tail, and a control loop budgets for the tail.</w:t>
       </w:r>
     </w:p>
@@ -4068,16 +4026,10 @@
         <w:t xml:space="preserve"> </w:t>
       </w:r>
       <w:r>
-        <w:t xml:space="preserve">(Karim, Gupta, et al. 2026)</w:t>
-      </w:r>
-      <w:r>
         <w:t xml:space="preserve">, and an XACML OpenPDP deployment averaged roughly 50 ms</w:t>
       </w:r>
       <w:r>
         <w:t xml:space="preserve"> </w:t>
-      </w:r>
-      <w:r>
-        <w:t xml:space="preserve">(Karim, Sitharaman, et al. 2026; OASIS 2013)</w:t>
       </w:r>
       <w:r>
         <w:t xml:space="preserve">. These engines evaluate far richer policy than (2) expresses, and we do not fault their generality. We observe only that they occupy a latency regime three to five orders of magnitude above the closed form of (4), which is the regime that keeps authorization out of control paths.</w:t>
@@ -4399,9 +4351,6 @@
         <w:t xml:space="preserve"> </w:t>
       </w:r>
       <w:r>
-        <w:t xml:space="preserve">(InterNational Committee for Information Technology Standards 2020; Ferraiolo et al. 2011)</w:t>
-      </w:r>
-      <w:r>
         <w:t xml:space="preserve">. Open Policy Agent evaluates arbitrary conditions, thus</w:t>
       </w:r>
       <w:r>
@@ -4510,9 +4459,6 @@
         <w:t xml:space="preserve"> </w:t>
       </w:r>
       <w:r>
-        <w:t xml:space="preserve">(Open Policy Agent Project 2024; Karim, Gupta, et al. 2026)</w:t>
-      </w:r>
-      <w:r>
         <w:t xml:space="preserve">. XACML deployments we measured at roughly 50 ms earn</w:t>
       </w:r>
       <w:r>
@@ -4656,9 +4602,6 @@
         <w:t xml:space="preserve"> </w:t>
       </w:r>
       <w:r>
-        <w:t xml:space="preserve">(OASIS 2013)</w:t>
-      </w:r>
-      <w:r>
         <w:t xml:space="preserve">. SROS2 and DDS-Security authenticate identity at the transport layer and by design evaluate no application dimension, earning</w:t>
       </w:r>
       <w:r>
@@ -4735,9 +4678,6 @@
         <w:t xml:space="preserve"> </w:t>
       </w:r>
       <w:r>
-        <w:t xml:space="preserve">(Mayoral-Vilches et al. 2022; Object Management Group 2018)</w:t>
-      </w:r>
-      <w:r>
         <w:t xml:space="preserve">. CHERI enforces per-instruction memory capabilities in silicon and earns</w:t>
       </w:r>
       <w:r>
@@ -4887,18 +4827,6 @@
         <w:t xml:space="preserve"> </w:t>
       </w:r>
       <w:r>
-        <w:t xml:space="preserve">(</w:t>
-      </w:r>
-      <w:r>
-        <w:t xml:space="preserve">Watson et al.</w:t>
-      </w:r>
-      <w:r>
-        <w:t xml:space="preserve"> </w:t>
-      </w:r>
-      <w:r>
-        <w:t xml:space="preserve">2015)</w:t>
-      </w:r>
-      <w:r>
         <w:t xml:space="preserve">. In our own line, HyperNGAC performs batch privilege analysis over multi-cloud platforms and answers set-level questions in 0.12 s over 4</w:t>
       </w:r>
       <w:r>
@@ -4949,9 +4877,6 @@
         <w:t xml:space="preserve"> </w:t>
       </w:r>
       <w:r>
-        <w:t xml:space="preserve">(Sitharaman et al. 2025)</w:t>
-      </w:r>
-      <w:r>
         <w:t xml:space="preserve">. The DCAS H-NGAC baseline measured per-decision software latency on two platforms but synthesized no hardware, earning</w:t>
       </w:r>
       <w:r>
@@ -5095,9 +5020,6 @@
         <w:t xml:space="preserve"> </w:t>
       </w:r>
       <w:r>
-        <w:t xml:space="preserve">(Karim, Sitharaman, et al. 2026)</w:t>
-      </w:r>
-      <w:r>
         <w:t xml:space="preserve">. Time-scoped NGAC adds a temporal dimension in software with</w:t>
       </w:r>
       <w:r>
@@ -5239,9 +5161,6 @@
       </m:oMath>
       <w:r>
         <w:t xml:space="preserve"> </w:t>
-      </w:r>
-      <w:r>
-        <w:t xml:space="preserve">(Karim, Gupta, et al. 2026)</w:t>
       </w:r>
       <w:r>
         <w:t xml:space="preserve">.</w:t>
@@ -5402,7 +5321,7 @@
       </w:r>
     </w:p>
     <w:bookmarkEnd w:id="34"/>
-    <w:bookmarkStart w:id="55" w:name="future-work-and-conclusion"/>
+    <w:bookmarkStart w:id="35" w:name="future-work-and-conclusion"/>
     <w:p>
       <w:pPr>
         <w:pStyle w:val="Heading1"/>
@@ -5477,665 +5396,7 @@
         <w:t xml:space="preserve">059 legitimate commands. Robotics platform engineers and functional-safety engineers can treat the authorization worst case as a synthesis parameter, place the decision inside the control loop budget, and close the two attack classes that identity-based authorization admits. Layla’s interlock becomes a policy bit the fabric checks in bounded time, not a procedure she hopes the operator follows.</w:t>
       </w:r>
     </w:p>
-    <w:bookmarkStart w:id="54" w:name="refs"/>
-    <w:bookmarkStart w:id="35" w:name="ref-ferraiolo2011policymachine"/>
-    <w:p>
-      <w:pPr>
-        <w:pStyle w:val="Bibliography"/>
-      </w:pPr>
-      <w:r>
-        <w:t xml:space="preserve">Ferraiolo, David, Vijayalakshmi Atluri, and Serban Gavrila. 2011.</w:t>
-      </w:r>
-      <w:r>
-        <w:t xml:space="preserve"> </w:t>
-      </w:r>
-      <w:r>
-        <w:t xml:space="preserve">“The</w:t>
-      </w:r>
-      <w:r>
-        <w:t xml:space="preserve"> </w:t>
-      </w:r>
-      <w:r>
-        <w:t xml:space="preserve">Policy</w:t>
-      </w:r>
-      <w:r>
-        <w:t xml:space="preserve"> </w:t>
-      </w:r>
-      <w:r>
-        <w:t xml:space="preserve">Machine</w:t>
-      </w:r>
-      <w:r>
-        <w:t xml:space="preserve">: A Novel Architecture and Framework for Access Control Policy Specification and Enforcement.”</w:t>
-      </w:r>
-      <w:r>
-        <w:t xml:space="preserve"> </w:t>
-      </w:r>
-      <w:r>
-        <w:rPr>
-          <w:i/>
-          <w:iCs/>
-        </w:rPr>
-        <w:t xml:space="preserve">Journal of Systems Architecture</w:t>
-      </w:r>
-      <w:r>
-        <w:t xml:space="preserve"> </w:t>
-      </w:r>
-      <w:r>
-        <w:t xml:space="preserve">57 (4): 412–24.</w:t>
-      </w:r>
-    </w:p>
     <w:bookmarkEnd w:id="35"/>
-    <w:bookmarkStart w:id="36" w:name="ref-incits565"/>
-    <w:p>
-      <w:pPr>
-        <w:pStyle w:val="Bibliography"/>
-      </w:pPr>
-      <w:r>
-        <w:t xml:space="preserve">InterNational Committee for Information Technology Standards. 2020.</w:t>
-      </w:r>
-      <w:r>
-        <w:t xml:space="preserve"> </w:t>
-      </w:r>
-      <w:r>
-        <w:rPr>
-          <w:i/>
-          <w:iCs/>
-        </w:rPr>
-        <w:t xml:space="preserve">Information Technology — Next Generation Access Control (</w:t>
-      </w:r>
-      <w:r>
-        <w:rPr>
-          <w:i/>
-          <w:iCs/>
-        </w:rPr>
-        <w:t xml:space="preserve">NGAC</w:t>
-      </w:r>
-      <w:r>
-        <w:rPr>
-          <w:i/>
-          <w:iCs/>
-        </w:rPr>
-        <w:t xml:space="preserve">)</w:t>
-      </w:r>
-      <w:r>
-        <w:t xml:space="preserve">. INCITS 565-2020. ANSI/INCITS.</w:t>
-      </w:r>
-    </w:p>
-    <w:bookmarkEnd w:id="36"/>
-    <w:bookmarkStart w:id="37" w:name="ref-karim2026tsngac"/>
-    <w:p>
-      <w:pPr>
-        <w:pStyle w:val="Bibliography"/>
-      </w:pPr>
-      <w:r>
-        <w:t xml:space="preserve">Karim, Hassan, Deepti Gupta, and Sai Sitharaman. 2026.</w:t>
-      </w:r>
-      <w:r>
-        <w:t xml:space="preserve"> </w:t>
-      </w:r>
-      <w:r>
-        <w:t xml:space="preserve">“Deterministic Time-Scoped</w:t>
-      </w:r>
-      <w:r>
-        <w:t xml:space="preserve"> </w:t>
-      </w:r>
-      <w:r>
-        <w:t xml:space="preserve">NGAC</w:t>
-      </w:r>
-      <w:r>
-        <w:t xml:space="preserve"> </w:t>
-      </w:r>
-      <w:r>
-        <w:t xml:space="preserve">for Real-Time Multi-Robot Systems.”</w:t>
-      </w:r>
-      <w:r>
-        <w:t xml:space="preserve"> </w:t>
-      </w:r>
-      <w:r>
-        <w:t xml:space="preserve">Unpublished manuscript.</w:t>
-      </w:r>
-    </w:p>
-    <w:bookmarkEnd w:id="37"/>
-    <w:bookmarkStart w:id="39" w:name="ref-karim2026dcas"/>
-    <w:p>
-      <w:pPr>
-        <w:pStyle w:val="Bibliography"/>
-      </w:pPr>
-      <w:r>
-        <w:t xml:space="preserve">Karim, Hassan, Sai Sitharaman, and Deepti Gupta. 2026.</w:t>
-      </w:r>
-      <w:r>
-        <w:t xml:space="preserve"> </w:t>
-      </w:r>
-      <w:r>
-        <w:t xml:space="preserve">“Hardware-Accelerated</w:t>
-      </w:r>
-      <w:r>
-        <w:t xml:space="preserve"> </w:t>
-      </w:r>
-      <w:r>
-        <w:t xml:space="preserve">NGAC</w:t>
-      </w:r>
-      <w:r>
-        <w:t xml:space="preserve"> </w:t>
-      </w:r>
-      <w:r>
-        <w:t xml:space="preserve">Authorization for Real-Time Multi-Robot Systems.”</w:t>
-      </w:r>
-      <w:r>
-        <w:t xml:space="preserve"> </w:t>
-      </w:r>
-      <w:r>
-        <w:rPr>
-          <w:i/>
-          <w:iCs/>
-        </w:rPr>
-        <w:t xml:space="preserve">2026 IEEE 19th Dallas Circuits and Systems Conference (DCAS)</w:t>
-      </w:r>
-      <w:r>
-        <w:t xml:space="preserve">, 1–4.</w:t>
-      </w:r>
-      <w:r>
-        <w:t xml:space="preserve"> </w:t>
-      </w:r>
-      <w:hyperlink r:id="rId38">
-        <w:r>
-          <w:rPr>
-            <w:rStyle w:val="Hyperlink"/>
-          </w:rPr>
-          <w:t xml:space="preserve">https://doi.org/10.1109/dcas69364.2026.11544855</w:t>
-        </w:r>
-      </w:hyperlink>
-      <w:r>
-        <w:t xml:space="preserve">.</w:t>
-      </w:r>
-    </w:p>
-    <w:bookmarkEnd w:id="39"/>
-    <w:bookmarkStart w:id="40" w:name="ref-mayoralvilches2022sros2"/>
-    <w:p>
-      <w:pPr>
-        <w:pStyle w:val="Bibliography"/>
-      </w:pPr>
-      <w:r>
-        <w:t xml:space="preserve">Mayoral-Vilches, Víctor, Ruffin White, Gianluca Caiazza, and Mikael Arguedas. 2022.</w:t>
-      </w:r>
-      <w:r>
-        <w:t xml:space="preserve"> </w:t>
-      </w:r>
-      <w:r>
-        <w:t xml:space="preserve">“</w:t>
-      </w:r>
-      <w:r>
-        <w:t xml:space="preserve">SROS2</w:t>
-      </w:r>
-      <w:r>
-        <w:t xml:space="preserve">: Usable Cyber Security Tools for</w:t>
-      </w:r>
-      <w:r>
-        <w:t xml:space="preserve"> </w:t>
-      </w:r>
-      <w:r>
-        <w:t xml:space="preserve">ROS</w:t>
-      </w:r>
-      <w:r>
-        <w:t xml:space="preserve"> </w:t>
-      </w:r>
-      <w:r>
-        <w:t xml:space="preserve">2.”</w:t>
-      </w:r>
-      <w:r>
-        <w:t xml:space="preserve"> </w:t>
-      </w:r>
-      <w:r>
-        <w:rPr>
-          <w:i/>
-          <w:iCs/>
-        </w:rPr>
-        <w:t xml:space="preserve">2022 IEEE/RSJ International Conference on Intelligent Robots and Systems (IROS)</w:t>
-      </w:r>
-      <w:r>
-        <w:t xml:space="preserve">.</w:t>
-      </w:r>
-    </w:p>
-    <w:bookmarkEnd w:id="40"/>
-    <w:bookmarkStart w:id="42" w:name="ref-cve202138425"/>
-    <w:p>
-      <w:pPr>
-        <w:pStyle w:val="Bibliography"/>
-      </w:pPr>
-      <w:r>
-        <w:t xml:space="preserve">National Vulnerability Database. 2021.</w:t>
-      </w:r>
-      <w:r>
-        <w:t xml:space="preserve"> </w:t>
-      </w:r>
-      <w:r>
-        <w:rPr>
-          <w:i/>
-          <w:iCs/>
-        </w:rPr>
-        <w:t xml:space="preserve">CVE-2021-38425</w:t>
-      </w:r>
-      <w:r>
-        <w:rPr>
-          <w:i/>
-          <w:iCs/>
-        </w:rPr>
-        <w:t xml:space="preserve">:</w:t>
-      </w:r>
-      <w:r>
-        <w:rPr>
-          <w:i/>
-          <w:iCs/>
-        </w:rPr>
-        <w:t xml:space="preserve"> </w:t>
-      </w:r>
-      <w:r>
-        <w:rPr>
-          <w:i/>
-          <w:iCs/>
-        </w:rPr>
-        <w:t xml:space="preserve">eProsima</w:t>
-      </w:r>
-      <w:r>
-        <w:rPr>
-          <w:i/>
-          <w:iCs/>
-        </w:rPr>
-        <w:t xml:space="preserve"> </w:t>
-      </w:r>
-      <w:r>
-        <w:rPr>
-          <w:i/>
-          <w:iCs/>
-        </w:rPr>
-        <w:t xml:space="preserve">Fast</w:t>
-      </w:r>
-      <w:r>
-        <w:rPr>
-          <w:i/>
-          <w:iCs/>
-        </w:rPr>
-        <w:t xml:space="preserve"> </w:t>
-      </w:r>
-      <w:r>
-        <w:rPr>
-          <w:i/>
-          <w:iCs/>
-        </w:rPr>
-        <w:t xml:space="preserve">DDS</w:t>
-      </w:r>
-      <w:r>
-        <w:rPr>
-          <w:i/>
-          <w:iCs/>
-        </w:rPr>
-        <w:t xml:space="preserve"> </w:t>
-      </w:r>
-      <w:r>
-        <w:rPr>
-          <w:i/>
-          <w:iCs/>
-        </w:rPr>
-        <w:t xml:space="preserve">RTPS</w:t>
-      </w:r>
-      <w:r>
-        <w:rPr>
-          <w:i/>
-          <w:iCs/>
-        </w:rPr>
-        <w:t xml:space="preserve"> </w:t>
-      </w:r>
-      <w:r>
-        <w:rPr>
-          <w:i/>
-          <w:iCs/>
-        </w:rPr>
-        <w:t xml:space="preserve">Message Injection</w:t>
-      </w:r>
-      <w:r>
-        <w:t xml:space="preserve">.</w:t>
-      </w:r>
-      <w:r>
-        <w:t xml:space="preserve"> </w:t>
-      </w:r>
-      <w:hyperlink r:id="rId41">
-        <w:r>
-          <w:rPr>
-            <w:rStyle w:val="Hyperlink"/>
-          </w:rPr>
-          <w:t xml:space="preserve">Https://nvd.nist.gov/vuln/detail/CVE-2021-38425</w:t>
-        </w:r>
-      </w:hyperlink>
-      <w:r>
-        <w:t xml:space="preserve">.</w:t>
-      </w:r>
-    </w:p>
-    <w:bookmarkEnd w:id="42"/>
-    <w:bookmarkStart w:id="44" w:name="ref-cve202233323"/>
-    <w:p>
-      <w:pPr>
-        <w:pStyle w:val="Bibliography"/>
-      </w:pPr>
-      <w:r>
-        <w:t xml:space="preserve">National Vulnerability Database. 2022a.</w:t>
-      </w:r>
-      <w:r>
-        <w:t xml:space="preserve"> </w:t>
-      </w:r>
-      <w:r>
-        <w:rPr>
-          <w:i/>
-          <w:iCs/>
-        </w:rPr>
-        <w:t xml:space="preserve">CVE-2022-33323</w:t>
-      </w:r>
-      <w:r>
-        <w:rPr>
-          <w:i/>
-          <w:iCs/>
-        </w:rPr>
-        <w:t xml:space="preserve">: Mitsubishi Electric</w:t>
-      </w:r>
-      <w:r>
-        <w:rPr>
-          <w:i/>
-          <w:iCs/>
-        </w:rPr>
-        <w:t xml:space="preserve"> </w:t>
-      </w:r>
-      <w:r>
-        <w:rPr>
-          <w:i/>
-          <w:iCs/>
-        </w:rPr>
-        <w:t xml:space="preserve">MELFA</w:t>
-      </w:r>
-      <w:r>
-        <w:rPr>
-          <w:i/>
-          <w:iCs/>
-        </w:rPr>
-        <w:t xml:space="preserve"> </w:t>
-      </w:r>
-      <w:r>
-        <w:rPr>
-          <w:i/>
-          <w:iCs/>
-        </w:rPr>
-        <w:t xml:space="preserve">Unauthorized Command Execution</w:t>
-      </w:r>
-      <w:r>
-        <w:t xml:space="preserve">.</w:t>
-      </w:r>
-      <w:r>
-        <w:t xml:space="preserve"> </w:t>
-      </w:r>
-      <w:hyperlink r:id="rId43">
-        <w:r>
-          <w:rPr>
-            <w:rStyle w:val="Hyperlink"/>
-          </w:rPr>
-          <w:t xml:space="preserve">Https://nvd.nist.gov/vuln/detail/CVE-2022-33323</w:t>
-        </w:r>
-      </w:hyperlink>
-      <w:r>
-        <w:t xml:space="preserve">.</w:t>
-      </w:r>
-    </w:p>
-    <w:bookmarkEnd w:id="44"/>
-    <w:bookmarkStart w:id="46" w:name="ref-cve202245789"/>
-    <w:p>
-      <w:pPr>
-        <w:pStyle w:val="Bibliography"/>
-      </w:pPr>
-      <w:r>
-        <w:t xml:space="preserve">National Vulnerability Database. 2022b.</w:t>
-      </w:r>
-      <w:r>
-        <w:t xml:space="preserve"> </w:t>
-      </w:r>
-      <w:r>
-        <w:rPr>
-          <w:i/>
-          <w:iCs/>
-        </w:rPr>
-        <w:t xml:space="preserve">CVE-2022-45789</w:t>
-      </w:r>
-      <w:r>
-        <w:rPr>
-          <w:i/>
-          <w:iCs/>
-        </w:rPr>
-        <w:t xml:space="preserve">: Schneider Electric Modicon Session Hijack</w:t>
-      </w:r>
-      <w:r>
-        <w:t xml:space="preserve">.</w:t>
-      </w:r>
-      <w:r>
-        <w:t xml:space="preserve"> </w:t>
-      </w:r>
-      <w:hyperlink r:id="rId45">
-        <w:r>
-          <w:rPr>
-            <w:rStyle w:val="Hyperlink"/>
-          </w:rPr>
-          <w:t xml:space="preserve">Https://nvd.nist.gov/vuln/detail/CVE-2022-45789</w:t>
-        </w:r>
-      </w:hyperlink>
-      <w:r>
-        <w:t xml:space="preserve">.</w:t>
-      </w:r>
-    </w:p>
-    <w:bookmarkEnd w:id="46"/>
-    <w:bookmarkStart w:id="47" w:name="ref-oasisxacml"/>
-    <w:p>
-      <w:pPr>
-        <w:pStyle w:val="Bibliography"/>
-      </w:pPr>
-      <w:r>
-        <w:t xml:space="preserve">OASIS. 2013.</w:t>
-      </w:r>
-      <w:r>
-        <w:t xml:space="preserve"> </w:t>
-      </w:r>
-      <w:r>
-        <w:rPr>
-          <w:i/>
-          <w:iCs/>
-        </w:rPr>
-        <w:t xml:space="preserve">eXtensible</w:t>
-      </w:r>
-      <w:r>
-        <w:rPr>
-          <w:i/>
-          <w:iCs/>
-        </w:rPr>
-        <w:t xml:space="preserve"> </w:t>
-      </w:r>
-      <w:r>
-        <w:rPr>
-          <w:i/>
-          <w:iCs/>
-        </w:rPr>
-        <w:t xml:space="preserve">Access Control Markup Language (</w:t>
-      </w:r>
-      <w:r>
-        <w:rPr>
-          <w:i/>
-          <w:iCs/>
-        </w:rPr>
-        <w:t xml:space="preserve">XACML</w:t>
-      </w:r>
-      <w:r>
-        <w:rPr>
-          <w:i/>
-          <w:iCs/>
-        </w:rPr>
-        <w:t xml:space="preserve">) Version 3.0</w:t>
-      </w:r>
-      <w:r>
-        <w:t xml:space="preserve">. OASIS Standard.</w:t>
-      </w:r>
-    </w:p>
-    <w:bookmarkEnd w:id="47"/>
-    <w:bookmarkStart w:id="48" w:name="ref-omgddssec"/>
-    <w:p>
-      <w:pPr>
-        <w:pStyle w:val="Bibliography"/>
-      </w:pPr>
-      <w:r>
-        <w:t xml:space="preserve">Object Management Group. 2018.</w:t>
-      </w:r>
-      <w:r>
-        <w:t xml:space="preserve"> </w:t>
-      </w:r>
-      <w:r>
-        <w:rPr>
-          <w:i/>
-          <w:iCs/>
-        </w:rPr>
-        <w:t xml:space="preserve">DDS</w:t>
-      </w:r>
-      <w:r>
-        <w:rPr>
-          <w:i/>
-          <w:iCs/>
-        </w:rPr>
-        <w:t xml:space="preserve"> </w:t>
-      </w:r>
-      <w:r>
-        <w:rPr>
-          <w:i/>
-          <w:iCs/>
-        </w:rPr>
-        <w:t xml:space="preserve">Security Specification, Version 1.1</w:t>
-      </w:r>
-      <w:r>
-        <w:t xml:space="preserve">. OMG.</w:t>
-      </w:r>
-    </w:p>
-    <w:bookmarkEnd w:id="48"/>
-    <w:bookmarkStart w:id="50" w:name="ref-opa"/>
-    <w:p>
-      <w:pPr>
-        <w:pStyle w:val="Bibliography"/>
-      </w:pPr>
-      <w:r>
-        <w:t xml:space="preserve">Open Policy Agent Project. 2024.</w:t>
-      </w:r>
-      <w:r>
-        <w:t xml:space="preserve"> </w:t>
-      </w:r>
-      <w:r>
-        <w:rPr>
-          <w:i/>
-          <w:iCs/>
-        </w:rPr>
-        <w:t xml:space="preserve">Open Policy Agent</w:t>
-      </w:r>
-      <w:r>
-        <w:t xml:space="preserve">.</w:t>
-      </w:r>
-      <w:r>
-        <w:t xml:space="preserve"> </w:t>
-      </w:r>
-      <w:hyperlink r:id="rId49">
-        <w:r>
-          <w:rPr>
-            <w:rStyle w:val="Hyperlink"/>
-          </w:rPr>
-          <w:t xml:space="preserve">Https://www.openpolicyagent.org</w:t>
-        </w:r>
-      </w:hyperlink>
-      <w:r>
-        <w:t xml:space="preserve">.</w:t>
-      </w:r>
-    </w:p>
-    <w:bookmarkEnd w:id="50"/>
-    <w:bookmarkStart w:id="52" w:name="ref-sitharaman2025hypergraph"/>
-    <w:p>
-      <w:pPr>
-        <w:pStyle w:val="Bibliography"/>
-      </w:pPr>
-      <w:r>
-        <w:t xml:space="preserve">Sitharaman, Sai, Hassan Karim, Deepti Gupta, and Manoj Tyagi. 2025.</w:t>
-      </w:r>
-      <w:r>
-        <w:t xml:space="preserve"> </w:t>
-      </w:r>
-      <w:r>
-        <w:t xml:space="preserve">“Scalable Privilege Analysis for Multi-Cloud Big Data Platforms: A Hypergraph Approach.”</w:t>
-      </w:r>
-      <w:r>
-        <w:t xml:space="preserve"> </w:t>
-      </w:r>
-      <w:r>
-        <w:rPr>
-          <w:i/>
-          <w:iCs/>
-        </w:rPr>
-        <w:t xml:space="preserve">2025 IEEE International Conference on Big Data (BigData)</w:t>
-      </w:r>
-      <w:r>
-        <w:t xml:space="preserve">, 6626–33.</w:t>
-      </w:r>
-      <w:r>
-        <w:t xml:space="preserve"> </w:t>
-      </w:r>
-      <w:hyperlink r:id="rId51">
-        <w:r>
-          <w:rPr>
-            <w:rStyle w:val="Hyperlink"/>
-          </w:rPr>
-          <w:t xml:space="preserve">https://doi.org/10.1109/bigdata66926.2025.11401728</w:t>
-        </w:r>
-      </w:hyperlink>
-      <w:r>
-        <w:t xml:space="preserve">.</w:t>
-      </w:r>
-    </w:p>
-    <w:bookmarkEnd w:id="52"/>
-    <w:bookmarkStart w:id="53" w:name="ref-watson2015cheri"/>
-    <w:p>
-      <w:pPr>
-        <w:pStyle w:val="Bibliography"/>
-      </w:pPr>
-      <w:r>
-        <w:t xml:space="preserve">Watson, Robert N. M., Jonathan Woodruff, Peter G. Neumann, Simon W. Moore, et al.</w:t>
-      </w:r>
-      <w:r>
-        <w:t xml:space="preserve"> 2015.</w:t>
-      </w:r>
-      <w:r>
-        <w:t xml:space="preserve"> </w:t>
-      </w:r>
-      <w:r>
-        <w:t xml:space="preserve">“</w:t>
-      </w:r>
-      <w:r>
-        <w:t xml:space="preserve">CHERI</w:t>
-      </w:r>
-      <w:r>
-        <w:t xml:space="preserve">: A Hybrid Capability-System Architecture for Scalable Software Compartmentalization.”</w:t>
-      </w:r>
-      <w:r>
-        <w:t xml:space="preserve"> </w:t>
-      </w:r>
-      <w:r>
-        <w:rPr>
-          <w:i/>
-          <w:iCs/>
-        </w:rPr>
-        <w:t xml:space="preserve">2015 IEEE Symposium on Security and Privacy</w:t>
-      </w:r>
-      <w:r>
-        <w:t xml:space="preserve">.</w:t>
-      </w:r>
-    </w:p>
-    <w:bookmarkEnd w:id="53"/>
-    <w:bookmarkEnd w:id="54"/>
-    <w:bookmarkEnd w:id="55"/>
     <w:sectPr>
       <w:footnotePr>
         <w:numRestart w:val="eachSect"/>

--- a/docs/ipccc-2026-manuscript-draft-v1.docx
+++ b/docs/ipccc-2026-manuscript-draft-v1.docx
@@ -453,7 +453,13 @@
         <w:t xml:space="preserve"> </w:t>
       </w:r>
       <w:r>
-        <w:t xml:space="preserve">. They never ask whether that source type may issue that command to that resource. That is an application-layer question, and it is invisible at the transport layer by design.</w:t>
+        <w:t xml:space="preserve">. They never ask whether that source type may issue that command to that resource. Further, the transport layer’s own access control is fragile: Deng et al. demonstrated four ways a credentialed insider bypasses SROS2 permissions and keeps publishing</w:t>
+      </w:r>
+      <w:r>
+        <w:t xml:space="preserve"> </w:t>
+      </w:r>
+      <w:r>
+        <w:t xml:space="preserve">. That is an application-layer question, and it is invisible at the transport layer by design.</w:t>
       </w:r>
     </w:p>
     <w:p>
@@ -4037,7 +4043,7 @@
     </w:p>
     <w:bookmarkEnd w:id="31"/>
     <w:bookmarkEnd w:id="32"/>
-    <w:bookmarkStart w:id="33" w:name="related-work"/>
+    <w:bookmarkStart w:id="34" w:name="related-work"/>
     <w:p>
       <w:pPr>
         <w:pStyle w:val="Heading1"/>
@@ -4197,1206 +4203,1775 @@
         </m:r>
       </m:oMath>
       <w:r>
-        <w:t xml:space="preserve">), where 5 requires cycle-accurate co-simulation plus silicon functional verification.</w:t>
-      </w:r>
-    </w:p>
+        <w:t xml:space="preserve">), where 5 requires cycle-accurate co-simulation plus silicon functional verification. Table </w:t>
+      </w:r>
+      <w:hyperlink w:anchor="tab:rubric">
+        <w:r>
+          <w:rPr>
+            <w:rStyle w:val="Hyperlink"/>
+          </w:rPr>
+          <w:t xml:space="preserve">4</w:t>
+        </w:r>
+      </w:hyperlink>
+      <w:r>
+        <w:t xml:space="preserve"> </w:t>
+      </w:r>
+      <w:r>
+        <w:t xml:space="preserve">scores each line of prior work under these definitions. The paragraphs below justify the scores that matter most, and they concede three genuine ancestors plainly.</w:t>
+      </w:r>
+    </w:p>
+    <w:bookmarkStart w:id="33" w:name="tab:rubric"/>
+    <w:p>
+      <w:pPr>
+        <w:pStyle w:val="TableCaption"/>
+      </w:pPr>
+      <w:r>
+        <w:t xml:space="preserve">Related work scored on the four rubric axes.</w:t>
+      </w:r>
+    </w:p>
+    <w:tbl>
+      <w:tblPr>
+        <w:tblStyle w:val="Table"/>
+        <w:tblW w:type="auto" w:w="0"/>
+        <w:tblLook w:firstRow="1" w:lastRow="0" w:firstColumn="0" w:lastColumn="0" w:noHBand="0" w:noVBand="0" w:val="0020"/>
+        <w:tblCaption w:val="Related work scored on the four rubric axes."/>
+      </w:tblPr>
+      <w:tblGrid>
+        <w:gridCol w:w="1584"/>
+        <w:gridCol w:w="1584"/>
+        <w:gridCol w:w="1584"/>
+        <w:gridCol w:w="1584"/>
+        <w:gridCol w:w="1584"/>
+      </w:tblGrid>
+      <w:tr>
+        <w:trPr>
+          <w:tblHeader w:val="on"/>
+        </w:trPr>
+        <w:tc>
+          <w:tcPr/>
+          <w:p>
+            <w:pPr>
+              <w:pStyle w:val="Compact"/>
+              <w:jc w:val="left"/>
+            </w:pPr>
+            <w:r>
+              <w:t xml:space="preserve">Prior work</w:t>
+            </w:r>
+          </w:p>
+        </w:tc>
+        <w:tc>
+          <w:tcPr/>
+          <w:p>
+            <w:pPr>
+              <w:pStyle w:val="Compact"/>
+              <w:jc w:val="center"/>
+            </w:pPr>
+            <m:oMath>
+              <m:r>
+                <m:rPr>
+                  <m:sty m:val="i"/>
+                </m:rPr>
+                <m:t>p</m:t>
+              </m:r>
+              <m:r>
+                <m:rPr>
+                  <m:sty m:val="i"/>
+                </m:rPr>
+                <m:t>d</m:t>
+              </m:r>
+              <m:r>
+                <m:rPr>
+                  <m:sty m:val="i"/>
+                </m:rPr>
+                <m:t>l</m:t>
+              </m:r>
+            </m:oMath>
+            <w:r>
+              <w:t xml:space="preserve">​</w:t>
+            </w:r>
+          </w:p>
+        </w:tc>
+        <w:tc>
+          <w:tcPr/>
+          <w:p>
+            <w:pPr>
+              <w:pStyle w:val="Compact"/>
+              <w:jc w:val="center"/>
+            </w:pPr>
+            <m:oMath>
+              <m:r>
+                <m:rPr>
+                  <m:sty m:val="i"/>
+                </m:rPr>
+                <m:t>w</m:t>
+              </m:r>
+              <m:r>
+                <m:rPr>
+                  <m:sty m:val="i"/>
+                </m:rPr>
+                <m:t>c</m:t>
+              </m:r>
+              <m:r>
+                <m:rPr>
+                  <m:sty m:val="i"/>
+                </m:rPr>
+                <m:t>b</m:t>
+              </m:r>
+            </m:oMath>
+            <w:r>
+              <w:t xml:space="preserve">​</w:t>
+            </w:r>
+          </w:p>
+        </w:tc>
+        <w:tc>
+          <w:tcPr/>
+          <w:p>
+            <w:pPr>
+              <w:pStyle w:val="Compact"/>
+              <w:jc w:val="center"/>
+            </w:pPr>
+            <m:oMath>
+              <m:r>
+                <m:rPr>
+                  <m:sty m:val="i"/>
+                </m:rPr>
+                <m:t>d</m:t>
+              </m:r>
+              <m:r>
+                <m:rPr>
+                  <m:sty m:val="i"/>
+                </m:rPr>
+                <m:t>i</m:t>
+              </m:r>
+              <m:r>
+                <m:rPr>
+                  <m:sty m:val="i"/>
+                </m:rPr>
+                <m:t>m</m:t>
+              </m:r>
+            </m:oMath>
+            <w:r>
+              <w:t xml:space="preserve">​</w:t>
+            </w:r>
+          </w:p>
+        </w:tc>
+        <w:tc>
+          <w:tcPr/>
+          <w:p>
+            <w:pPr>
+              <w:pStyle w:val="Compact"/>
+              <w:jc w:val="center"/>
+            </w:pPr>
+            <m:oMath>
+              <m:r>
+                <m:rPr>
+                  <m:sty m:val="i"/>
+                </m:rPr>
+                <m:t>h</m:t>
+              </m:r>
+              <m:r>
+                <m:rPr>
+                  <m:sty m:val="i"/>
+                </m:rPr>
+                <m:t>w</m:t>
+              </m:r>
+              <m:r>
+                <m:rPr>
+                  <m:sty m:val="i"/>
+                </m:rPr>
+                <m:t>v</m:t>
+              </m:r>
+            </m:oMath>
+            <w:r>
+              <w:t xml:space="preserve">​</w:t>
+            </w:r>
+          </w:p>
+        </w:tc>
+      </w:tr>
+      <w:tr>
+        <w:tc>
+          <w:tcPr/>
+          <w:p>
+            <w:pPr>
+              <w:pStyle w:val="Compact"/>
+              <w:jc w:val="left"/>
+            </w:pPr>
+            <w:r>
+              <w:t xml:space="preserve">DAG-NGAC / Policy Machine</w:t>
+            </w:r>
+            <w:r>
+              <w:t xml:space="preserve"> </w:t>
+            </w:r>
+          </w:p>
+        </w:tc>
+        <w:tc>
+          <w:tcPr/>
+          <w:p>
+            <w:pPr>
+              <w:pStyle w:val="Compact"/>
+              <w:jc w:val="center"/>
+            </w:pPr>
+            <w:r>
+              <w:t xml:space="preserve">1</w:t>
+            </w:r>
+          </w:p>
+        </w:tc>
+        <w:tc>
+          <w:tcPr/>
+          <w:p>
+            <w:pPr>
+              <w:pStyle w:val="Compact"/>
+              <w:jc w:val="center"/>
+            </w:pPr>
+            <w:r>
+              <w:t xml:space="preserve">0</w:t>
+            </w:r>
+          </w:p>
+        </w:tc>
+        <w:tc>
+          <w:tcPr/>
+          <w:p>
+            <w:pPr>
+              <w:pStyle w:val="Compact"/>
+              <w:jc w:val="center"/>
+            </w:pPr>
+            <w:r>
+              <w:t xml:space="preserve">2</w:t>
+            </w:r>
+          </w:p>
+        </w:tc>
+        <w:tc>
+          <w:tcPr/>
+          <w:p>
+            <w:pPr>
+              <w:pStyle w:val="Compact"/>
+              <w:jc w:val="center"/>
+            </w:pPr>
+            <w:r>
+              <w:t xml:space="preserve">0</w:t>
+            </w:r>
+          </w:p>
+        </w:tc>
+      </w:tr>
+      <w:tr>
+        <w:tc>
+          <w:tcPr/>
+          <w:p>
+            <w:pPr>
+              <w:pStyle w:val="Compact"/>
+              <w:jc w:val="left"/>
+            </w:pPr>
+            <w:r>
+              <w:t xml:space="preserve">Linear-time NGAC</w:t>
+            </w:r>
+            <w:r>
+              <w:t xml:space="preserve"> </w:t>
+            </w:r>
+          </w:p>
+        </w:tc>
+        <w:tc>
+          <w:tcPr/>
+          <w:p>
+            <w:pPr>
+              <w:pStyle w:val="Compact"/>
+              <w:jc w:val="center"/>
+            </w:pPr>
+            <w:r>
+              <w:t xml:space="preserve">3</w:t>
+            </w:r>
+          </w:p>
+        </w:tc>
+        <w:tc>
+          <w:tcPr/>
+          <w:p>
+            <w:pPr>
+              <w:pStyle w:val="Compact"/>
+              <w:jc w:val="center"/>
+            </w:pPr>
+            <w:r>
+              <w:t xml:space="preserve">1</w:t>
+            </w:r>
+          </w:p>
+        </w:tc>
+        <w:tc>
+          <w:tcPr/>
+          <w:p>
+            <w:pPr>
+              <w:pStyle w:val="Compact"/>
+              <w:jc w:val="center"/>
+            </w:pPr>
+            <w:r>
+              <w:t xml:space="preserve">2</w:t>
+            </w:r>
+          </w:p>
+        </w:tc>
+        <w:tc>
+          <w:tcPr/>
+          <w:p>
+            <w:pPr>
+              <w:pStyle w:val="Compact"/>
+              <w:jc w:val="center"/>
+            </w:pPr>
+            <w:r>
+              <w:t xml:space="preserve">0</w:t>
+            </w:r>
+          </w:p>
+        </w:tc>
+      </w:tr>
+      <w:tr>
+        <w:tc>
+          <w:tcPr/>
+          <w:p>
+            <w:pPr>
+              <w:pStyle w:val="Compact"/>
+              <w:jc w:val="left"/>
+            </w:pPr>
+            <w:r>
+              <w:t xml:space="preserve">XEngine</w:t>
+            </w:r>
+            <w:r>
+              <w:t xml:space="preserve"> </w:t>
+            </w:r>
+          </w:p>
+        </w:tc>
+        <w:tc>
+          <w:tcPr/>
+          <w:p>
+            <w:pPr>
+              <w:pStyle w:val="Compact"/>
+              <w:jc w:val="center"/>
+            </w:pPr>
+            <w:r>
+              <w:t xml:space="preserve">3</w:t>
+            </w:r>
+          </w:p>
+        </w:tc>
+        <w:tc>
+          <w:tcPr/>
+          <w:p>
+            <w:pPr>
+              <w:pStyle w:val="Compact"/>
+              <w:jc w:val="center"/>
+            </w:pPr>
+            <w:r>
+              <w:t xml:space="preserve">0</w:t>
+            </w:r>
+          </w:p>
+        </w:tc>
+        <w:tc>
+          <w:tcPr/>
+          <w:p>
+            <w:pPr>
+              <w:pStyle w:val="Compact"/>
+              <w:jc w:val="center"/>
+            </w:pPr>
+            <w:r>
+              <w:t xml:space="preserve">3</w:t>
+            </w:r>
+          </w:p>
+        </w:tc>
+        <w:tc>
+          <w:tcPr/>
+          <w:p>
+            <w:pPr>
+              <w:pStyle w:val="Compact"/>
+              <w:jc w:val="center"/>
+            </w:pPr>
+            <w:r>
+              <w:t xml:space="preserve">0</w:t>
+            </w:r>
+          </w:p>
+        </w:tc>
+      </w:tr>
+      <w:tr>
+        <w:tc>
+          <w:tcPr/>
+          <w:p>
+            <w:pPr>
+              <w:pStyle w:val="Compact"/>
+              <w:jc w:val="left"/>
+            </w:pPr>
+            <w:r>
+              <w:t xml:space="preserve">OPA</w:t>
+            </w:r>
+            <w:r>
+              <w:t xml:space="preserve"> </w:t>
+            </w:r>
+          </w:p>
+        </w:tc>
+        <w:tc>
+          <w:tcPr/>
+          <w:p>
+            <w:pPr>
+              <w:pStyle w:val="Compact"/>
+              <w:jc w:val="center"/>
+            </w:pPr>
+            <w:r>
+              <w:t xml:space="preserve">3</w:t>
+            </w:r>
+          </w:p>
+        </w:tc>
+        <w:tc>
+          <w:tcPr/>
+          <w:p>
+            <w:pPr>
+              <w:pStyle w:val="Compact"/>
+              <w:jc w:val="center"/>
+            </w:pPr>
+            <w:r>
+              <w:t xml:space="preserve">0</w:t>
+            </w:r>
+          </w:p>
+        </w:tc>
+        <w:tc>
+          <w:tcPr/>
+          <w:p>
+            <w:pPr>
+              <w:pStyle w:val="Compact"/>
+              <w:jc w:val="center"/>
+            </w:pPr>
+            <w:r>
+              <w:t xml:space="preserve">3</w:t>
+            </w:r>
+          </w:p>
+        </w:tc>
+        <w:tc>
+          <w:tcPr/>
+          <w:p>
+            <w:pPr>
+              <w:pStyle w:val="Compact"/>
+              <w:jc w:val="center"/>
+            </w:pPr>
+            <w:r>
+              <w:t xml:space="preserve">0</w:t>
+            </w:r>
+          </w:p>
+        </w:tc>
+      </w:tr>
+      <w:tr>
+        <w:tc>
+          <w:tcPr/>
+          <w:p>
+            <w:pPr>
+              <w:pStyle w:val="Compact"/>
+              <w:jc w:val="left"/>
+            </w:pPr>
+            <w:r>
+              <w:t xml:space="preserve">XACML PDP</w:t>
+            </w:r>
+            <w:r>
+              <w:t xml:space="preserve"> </w:t>
+            </w:r>
+          </w:p>
+        </w:tc>
+        <w:tc>
+          <w:tcPr/>
+          <w:p>
+            <w:pPr>
+              <w:pStyle w:val="Compact"/>
+              <w:jc w:val="center"/>
+            </w:pPr>
+            <w:r>
+              <w:t xml:space="preserve">2</w:t>
+            </w:r>
+          </w:p>
+        </w:tc>
+        <w:tc>
+          <w:tcPr/>
+          <w:p>
+            <w:pPr>
+              <w:pStyle w:val="Compact"/>
+              <w:jc w:val="center"/>
+            </w:pPr>
+            <w:r>
+              <w:t xml:space="preserve">0</w:t>
+            </w:r>
+          </w:p>
+        </w:tc>
+        <w:tc>
+          <w:tcPr/>
+          <w:p>
+            <w:pPr>
+              <w:pStyle w:val="Compact"/>
+              <w:jc w:val="center"/>
+            </w:pPr>
+            <w:r>
+              <w:t xml:space="preserve">3</w:t>
+            </w:r>
+          </w:p>
+        </w:tc>
+        <w:tc>
+          <w:tcPr/>
+          <w:p>
+            <w:pPr>
+              <w:pStyle w:val="Compact"/>
+              <w:jc w:val="center"/>
+            </w:pPr>
+            <w:r>
+              <w:t xml:space="preserve">0</w:t>
+            </w:r>
+          </w:p>
+        </w:tc>
+      </w:tr>
+      <w:tr>
+        <w:tc>
+          <w:tcPr/>
+          <w:p>
+            <w:pPr>
+              <w:pStyle w:val="Compact"/>
+              <w:jc w:val="left"/>
+            </w:pPr>
+            <w:r>
+              <w:t xml:space="preserve">SROS2 / DDS-Security</w:t>
+            </w:r>
+            <w:r>
+              <w:t xml:space="preserve"> </w:t>
+            </w:r>
+          </w:p>
+        </w:tc>
+        <w:tc>
+          <w:tcPr/>
+          <w:p>
+            <w:pPr>
+              <w:pStyle w:val="Compact"/>
+              <w:jc w:val="center"/>
+            </w:pPr>
+            <w:r>
+              <w:t xml:space="preserve">2</w:t>
+            </w:r>
+          </w:p>
+        </w:tc>
+        <w:tc>
+          <w:tcPr/>
+          <w:p>
+            <w:pPr>
+              <w:pStyle w:val="Compact"/>
+              <w:jc w:val="center"/>
+            </w:pPr>
+            <w:r>
+              <w:t xml:space="preserve">0</w:t>
+            </w:r>
+          </w:p>
+        </w:tc>
+        <w:tc>
+          <w:tcPr/>
+          <w:p>
+            <w:pPr>
+              <w:pStyle w:val="Compact"/>
+              <w:jc w:val="center"/>
+            </w:pPr>
+            <w:r>
+              <w:t xml:space="preserve">0</w:t>
+            </w:r>
+          </w:p>
+        </w:tc>
+        <w:tc>
+          <w:tcPr/>
+          <w:p>
+            <w:pPr>
+              <w:pStyle w:val="Compact"/>
+              <w:jc w:val="center"/>
+            </w:pPr>
+            <w:r>
+              <w:t xml:space="preserve">0</w:t>
+            </w:r>
+          </w:p>
+        </w:tc>
+      </w:tr>
+      <w:tr>
+        <w:tc>
+          <w:tcPr/>
+          <w:p>
+            <w:pPr>
+              <w:pStyle w:val="Compact"/>
+              <w:jc w:val="left"/>
+            </w:pPr>
+            <w:r>
+              <w:t xml:space="preserve">App-layer ROS authorization</w:t>
+            </w:r>
+            <w:r>
+              <w:t xml:space="preserve"> </w:t>
+            </w:r>
+          </w:p>
+        </w:tc>
+        <w:tc>
+          <w:tcPr/>
+          <w:p>
+            <w:pPr>
+              <w:pStyle w:val="Compact"/>
+              <w:jc w:val="center"/>
+            </w:pPr>
+            <w:r>
+              <w:t xml:space="preserve">2</w:t>
+            </w:r>
+          </w:p>
+        </w:tc>
+        <w:tc>
+          <w:tcPr/>
+          <w:p>
+            <w:pPr>
+              <w:pStyle w:val="Compact"/>
+              <w:jc w:val="center"/>
+            </w:pPr>
+            <w:r>
+              <w:t xml:space="preserve">0</w:t>
+            </w:r>
+          </w:p>
+        </w:tc>
+        <w:tc>
+          <w:tcPr/>
+          <w:p>
+            <w:pPr>
+              <w:pStyle w:val="Compact"/>
+              <w:jc w:val="center"/>
+            </w:pPr>
+            <w:r>
+              <w:t xml:space="preserve">1</w:t>
+            </w:r>
+          </w:p>
+        </w:tc>
+        <w:tc>
+          <w:tcPr/>
+          <w:p>
+            <w:pPr>
+              <w:pStyle w:val="Compact"/>
+              <w:jc w:val="center"/>
+            </w:pPr>
+            <w:r>
+              <w:t xml:space="preserve">0</w:t>
+            </w:r>
+          </w:p>
+        </w:tc>
+      </w:tr>
+      <w:tr>
+        <w:tc>
+          <w:tcPr/>
+          <w:p>
+            <w:pPr>
+              <w:pStyle w:val="Compact"/>
+              <w:jc w:val="left"/>
+            </w:pPr>
+            <w:r>
+              <w:t xml:space="preserve">ROS-Defender</w:t>
+            </w:r>
+            <w:r>
+              <w:t xml:space="preserve"> </w:t>
+            </w:r>
+          </w:p>
+        </w:tc>
+        <w:tc>
+          <w:tcPr/>
+          <w:p>
+            <w:pPr>
+              <w:pStyle w:val="Compact"/>
+              <w:jc w:val="center"/>
+            </w:pPr>
+            <w:r>
+              <w:t xml:space="preserve">2</w:t>
+            </w:r>
+          </w:p>
+        </w:tc>
+        <w:tc>
+          <w:tcPr/>
+          <w:p>
+            <w:pPr>
+              <w:pStyle w:val="Compact"/>
+              <w:jc w:val="center"/>
+            </w:pPr>
+            <w:r>
+              <w:t xml:space="preserve">0</w:t>
+            </w:r>
+          </w:p>
+        </w:tc>
+        <w:tc>
+          <w:tcPr/>
+          <w:p>
+            <w:pPr>
+              <w:pStyle w:val="Compact"/>
+              <w:jc w:val="center"/>
+            </w:pPr>
+            <w:r>
+              <w:t xml:space="preserve">1</w:t>
+            </w:r>
+          </w:p>
+        </w:tc>
+        <w:tc>
+          <w:tcPr/>
+          <w:p>
+            <w:pPr>
+              <w:pStyle w:val="Compact"/>
+              <w:jc w:val="center"/>
+            </w:pPr>
+            <w:r>
+              <w:t xml:space="preserve">0</w:t>
+            </w:r>
+          </w:p>
+        </w:tc>
+      </w:tr>
+      <w:tr>
+        <w:tc>
+          <w:tcPr/>
+          <w:p>
+            <w:pPr>
+              <w:pStyle w:val="Compact"/>
+              <w:jc w:val="left"/>
+            </w:pPr>
+            <w:r>
+              <w:t xml:space="preserve">ABAC for multi-robot systems</w:t>
+            </w:r>
+            <w:r>
+              <w:t xml:space="preserve"> </w:t>
+            </w:r>
+          </w:p>
+        </w:tc>
+        <w:tc>
+          <w:tcPr/>
+          <w:p>
+            <w:pPr>
+              <w:pStyle w:val="Compact"/>
+              <w:jc w:val="center"/>
+            </w:pPr>
+            <w:r>
+              <w:t xml:space="preserve">2</w:t>
+            </w:r>
+          </w:p>
+        </w:tc>
+        <w:tc>
+          <w:tcPr/>
+          <w:p>
+            <w:pPr>
+              <w:pStyle w:val="Compact"/>
+              <w:jc w:val="center"/>
+            </w:pPr>
+            <w:r>
+              <w:t xml:space="preserve">0</w:t>
+            </w:r>
+          </w:p>
+        </w:tc>
+        <w:tc>
+          <w:tcPr/>
+          <w:p>
+            <w:pPr>
+              <w:pStyle w:val="Compact"/>
+              <w:jc w:val="center"/>
+            </w:pPr>
+            <w:r>
+              <w:t xml:space="preserve">3</w:t>
+            </w:r>
+          </w:p>
+        </w:tc>
+        <w:tc>
+          <w:tcPr/>
+          <w:p>
+            <w:pPr>
+              <w:pStyle w:val="Compact"/>
+              <w:jc w:val="center"/>
+            </w:pPr>
+            <w:r>
+              <w:t xml:space="preserve">0</w:t>
+            </w:r>
+          </w:p>
+        </w:tc>
+      </w:tr>
+      <w:tr>
+        <w:tc>
+          <w:tcPr/>
+          <w:p>
+            <w:pPr>
+              <w:pStyle w:val="Compact"/>
+              <w:jc w:val="left"/>
+            </w:pPr>
+            <w:r>
+              <w:t xml:space="preserve">FPGA reference monitor</w:t>
+            </w:r>
+            <w:r>
+              <w:t xml:space="preserve"> </w:t>
+            </w:r>
+          </w:p>
+        </w:tc>
+        <w:tc>
+          <w:tcPr/>
+          <w:p>
+            <w:pPr>
+              <w:pStyle w:val="Compact"/>
+              <w:jc w:val="center"/>
+            </w:pPr>
+            <w:r>
+              <w:t xml:space="preserve">3</w:t>
+            </w:r>
+          </w:p>
+        </w:tc>
+        <w:tc>
+          <w:tcPr/>
+          <w:p>
+            <w:pPr>
+              <w:pStyle w:val="Compact"/>
+              <w:jc w:val="center"/>
+            </w:pPr>
+            <w:r>
+              <w:t xml:space="preserve">3</w:t>
+            </w:r>
+          </w:p>
+        </w:tc>
+        <w:tc>
+          <w:tcPr/>
+          <w:p>
+            <w:pPr>
+              <w:pStyle w:val="Compact"/>
+              <w:jc w:val="center"/>
+            </w:pPr>
+            <w:r>
+              <w:t xml:space="preserve">1</w:t>
+            </w:r>
+          </w:p>
+        </w:tc>
+        <w:tc>
+          <w:tcPr/>
+          <w:p>
+            <w:pPr>
+              <w:pStyle w:val="Compact"/>
+              <w:jc w:val="center"/>
+            </w:pPr>
+            <w:r>
+              <w:t xml:space="preserve">4</w:t>
+            </w:r>
+          </w:p>
+        </w:tc>
+      </w:tr>
+      <w:tr>
+        <w:tc>
+          <w:tcPr/>
+          <w:p>
+            <w:pPr>
+              <w:pStyle w:val="Compact"/>
+              <w:jc w:val="left"/>
+            </w:pPr>
+            <w:r>
+              <w:t xml:space="preserve">NoC data protection units</w:t>
+            </w:r>
+            <w:r>
+              <w:t xml:space="preserve"> </w:t>
+            </w:r>
+          </w:p>
+        </w:tc>
+        <w:tc>
+          <w:tcPr/>
+          <w:p>
+            <w:pPr>
+              <w:pStyle w:val="Compact"/>
+              <w:jc w:val="center"/>
+            </w:pPr>
+            <w:r>
+              <w:t xml:space="preserve">3</w:t>
+            </w:r>
+          </w:p>
+        </w:tc>
+        <w:tc>
+          <w:tcPr/>
+          <w:p>
+            <w:pPr>
+              <w:pStyle w:val="Compact"/>
+              <w:jc w:val="center"/>
+            </w:pPr>
+            <w:r>
+              <w:t xml:space="preserve">3</w:t>
+            </w:r>
+          </w:p>
+        </w:tc>
+        <w:tc>
+          <w:tcPr/>
+          <w:p>
+            <w:pPr>
+              <w:pStyle w:val="Compact"/>
+              <w:jc w:val="center"/>
+            </w:pPr>
+            <w:r>
+              <w:t xml:space="preserve">1</w:t>
+            </w:r>
+          </w:p>
+        </w:tc>
+        <w:tc>
+          <w:tcPr/>
+          <w:p>
+            <w:pPr>
+              <w:pStyle w:val="Compact"/>
+              <w:jc w:val="center"/>
+            </w:pPr>
+            <w:r>
+              <w:t xml:space="preserve">3</w:t>
+            </w:r>
+          </w:p>
+        </w:tc>
+      </w:tr>
+      <w:tr>
+        <w:tc>
+          <w:tcPr/>
+          <w:p>
+            <w:pPr>
+              <w:pStyle w:val="Compact"/>
+              <w:jc w:val="left"/>
+            </w:pPr>
+            <w:r>
+              <w:t xml:space="preserve">Bit-vector classification</w:t>
+            </w:r>
+            <w:r>
+              <w:t xml:space="preserve"> </w:t>
+            </w:r>
+          </w:p>
+        </w:tc>
+        <w:tc>
+          <w:tcPr/>
+          <w:p>
+            <w:pPr>
+              <w:pStyle w:val="Compact"/>
+              <w:jc w:val="center"/>
+            </w:pPr>
+            <w:r>
+              <w:t xml:space="preserve">4</w:t>
+            </w:r>
+          </w:p>
+        </w:tc>
+        <w:tc>
+          <w:tcPr/>
+          <w:p>
+            <w:pPr>
+              <w:pStyle w:val="Compact"/>
+              <w:jc w:val="center"/>
+            </w:pPr>
+            <w:r>
+              <w:t xml:space="preserve">4</w:t>
+            </w:r>
+          </w:p>
+        </w:tc>
+        <w:tc>
+          <w:tcPr/>
+          <w:p>
+            <w:pPr>
+              <w:pStyle w:val="Compact"/>
+              <w:jc w:val="center"/>
+            </w:pPr>
+            <w:r>
+              <w:t xml:space="preserve">0</w:t>
+            </w:r>
+          </w:p>
+        </w:tc>
+        <w:tc>
+          <w:tcPr/>
+          <w:p>
+            <w:pPr>
+              <w:pStyle w:val="Compact"/>
+              <w:jc w:val="center"/>
+            </w:pPr>
+            <w:r>
+              <w:t xml:space="preserve">4</w:t>
+            </w:r>
+          </w:p>
+        </w:tc>
+      </w:tr>
+      <w:tr>
+        <w:tc>
+          <w:tcPr/>
+          <w:p>
+            <w:pPr>
+              <w:pStyle w:val="Compact"/>
+              <w:jc w:val="left"/>
+            </w:pPr>
+            <w:r>
+              <w:t xml:space="preserve">SoC access-control wrappers</w:t>
+            </w:r>
+            <w:r>
+              <w:t xml:space="preserve"> </w:t>
+            </w:r>
+          </w:p>
+        </w:tc>
+        <w:tc>
+          <w:tcPr/>
+          <w:p>
+            <w:pPr>
+              <w:pStyle w:val="Compact"/>
+              <w:jc w:val="center"/>
+            </w:pPr>
+            <w:r>
+              <w:t xml:space="preserve">3</w:t>
+            </w:r>
+          </w:p>
+        </w:tc>
+        <w:tc>
+          <w:tcPr/>
+          <w:p>
+            <w:pPr>
+              <w:pStyle w:val="Compact"/>
+              <w:jc w:val="center"/>
+            </w:pPr>
+            <w:r>
+              <w:t xml:space="preserve">3</w:t>
+            </w:r>
+          </w:p>
+        </w:tc>
+        <w:tc>
+          <w:tcPr/>
+          <w:p>
+            <w:pPr>
+              <w:pStyle w:val="Compact"/>
+              <w:jc w:val="center"/>
+            </w:pPr>
+            <w:r>
+              <w:t xml:space="preserve">1</w:t>
+            </w:r>
+          </w:p>
+        </w:tc>
+        <w:tc>
+          <w:tcPr/>
+          <w:p>
+            <w:pPr>
+              <w:pStyle w:val="Compact"/>
+              <w:jc w:val="center"/>
+            </w:pPr>
+            <w:r>
+              <w:t xml:space="preserve">4</w:t>
+            </w:r>
+          </w:p>
+        </w:tc>
+      </w:tr>
+      <w:tr>
+        <w:tc>
+          <w:tcPr/>
+          <w:p>
+            <w:pPr>
+              <w:pStyle w:val="Compact"/>
+              <w:jc w:val="left"/>
+            </w:pPr>
+            <w:r>
+              <w:t xml:space="preserve">CHERI</w:t>
+            </w:r>
+            <w:r>
+              <w:t xml:space="preserve"> </w:t>
+            </w:r>
+          </w:p>
+        </w:tc>
+        <w:tc>
+          <w:tcPr/>
+          <w:p>
+            <w:pPr>
+              <w:pStyle w:val="Compact"/>
+              <w:jc w:val="center"/>
+            </w:pPr>
+            <w:r>
+              <w:t xml:space="preserve">4</w:t>
+            </w:r>
+          </w:p>
+        </w:tc>
+        <w:tc>
+          <w:tcPr/>
+          <w:p>
+            <w:pPr>
+              <w:pStyle w:val="Compact"/>
+              <w:jc w:val="center"/>
+            </w:pPr>
+            <w:r>
+              <w:t xml:space="preserve">4</w:t>
+            </w:r>
+          </w:p>
+        </w:tc>
+        <w:tc>
+          <w:tcPr/>
+          <w:p>
+            <w:pPr>
+              <w:pStyle w:val="Compact"/>
+              <w:jc w:val="center"/>
+            </w:pPr>
+            <w:r>
+              <w:t xml:space="preserve">0</w:t>
+            </w:r>
+          </w:p>
+        </w:tc>
+        <w:tc>
+          <w:tcPr/>
+          <w:p>
+            <w:pPr>
+              <w:pStyle w:val="Compact"/>
+              <w:jc w:val="center"/>
+            </w:pPr>
+            <w:r>
+              <w:t xml:space="preserve">5</w:t>
+            </w:r>
+          </w:p>
+        </w:tc>
+      </w:tr>
+      <w:tr>
+        <w:tc>
+          <w:tcPr/>
+          <w:p>
+            <w:pPr>
+              <w:pStyle w:val="Compact"/>
+              <w:jc w:val="left"/>
+            </w:pPr>
+            <w:r>
+              <w:t xml:space="preserve">Security-aware RT scheduling</w:t>
+            </w:r>
+            <w:r>
+              <w:t xml:space="preserve"> </w:t>
+            </w:r>
+          </w:p>
+        </w:tc>
+        <w:tc>
+          <w:tcPr/>
+          <w:p>
+            <w:pPr>
+              <w:pStyle w:val="Compact"/>
+              <w:jc w:val="center"/>
+            </w:pPr>
+            <w:r>
+              <w:t xml:space="preserve">3</w:t>
+            </w:r>
+          </w:p>
+        </w:tc>
+        <w:tc>
+          <w:tcPr/>
+          <w:p>
+            <w:pPr>
+              <w:pStyle w:val="Compact"/>
+              <w:jc w:val="center"/>
+            </w:pPr>
+            <w:r>
+              <w:t xml:space="preserve">2</w:t>
+            </w:r>
+          </w:p>
+        </w:tc>
+        <w:tc>
+          <w:tcPr/>
+          <w:p>
+            <w:pPr>
+              <w:pStyle w:val="Compact"/>
+              <w:jc w:val="center"/>
+            </w:pPr>
+            <w:r>
+              <w:t xml:space="preserve">1</w:t>
+            </w:r>
+          </w:p>
+        </w:tc>
+        <w:tc>
+          <w:tcPr/>
+          <w:p>
+            <w:pPr>
+              <w:pStyle w:val="Compact"/>
+              <w:jc w:val="center"/>
+            </w:pPr>
+            <w:r>
+              <w:t xml:space="preserve">0</w:t>
+            </w:r>
+          </w:p>
+        </w:tc>
+      </w:tr>
+      <w:tr>
+        <w:tc>
+          <w:tcPr/>
+          <w:p>
+            <w:pPr>
+              <w:pStyle w:val="Compact"/>
+              <w:jc w:val="left"/>
+            </w:pPr>
+            <w:r>
+              <w:t xml:space="preserve">CPS runtime enforcement</w:t>
+            </w:r>
+            <w:r>
+              <w:t xml:space="preserve"> </w:t>
+            </w:r>
+          </w:p>
+        </w:tc>
+        <w:tc>
+          <w:tcPr/>
+          <w:p>
+            <w:pPr>
+              <w:pStyle w:val="Compact"/>
+              <w:jc w:val="center"/>
+            </w:pPr>
+            <w:r>
+              <w:t xml:space="preserve">2</w:t>
+            </w:r>
+          </w:p>
+        </w:tc>
+        <w:tc>
+          <w:tcPr/>
+          <w:p>
+            <w:pPr>
+              <w:pStyle w:val="Compact"/>
+              <w:jc w:val="center"/>
+            </w:pPr>
+            <w:r>
+              <w:t xml:space="preserve">3</w:t>
+            </w:r>
+          </w:p>
+        </w:tc>
+        <w:tc>
+          <w:tcPr/>
+          <w:p>
+            <w:pPr>
+              <w:pStyle w:val="Compact"/>
+              <w:jc w:val="center"/>
+            </w:pPr>
+            <w:r>
+              <w:t xml:space="preserve">1</w:t>
+            </w:r>
+          </w:p>
+        </w:tc>
+        <w:tc>
+          <w:tcPr/>
+          <w:p>
+            <w:pPr>
+              <w:pStyle w:val="Compact"/>
+              <w:jc w:val="center"/>
+            </w:pPr>
+            <w:r>
+              <w:t xml:space="preserve">0</w:t>
+            </w:r>
+          </w:p>
+        </w:tc>
+      </w:tr>
+      <w:tr>
+        <w:tc>
+          <w:tcPr/>
+          <w:p>
+            <w:pPr>
+              <w:pStyle w:val="Compact"/>
+              <w:jc w:val="left"/>
+            </w:pPr>
+            <w:r>
+              <w:t xml:space="preserve">HyperNGAC</w:t>
+            </w:r>
+            <w:r>
+              <w:t xml:space="preserve"> </w:t>
+            </w:r>
+          </w:p>
+        </w:tc>
+        <w:tc>
+          <w:tcPr/>
+          <w:p>
+            <w:pPr>
+              <w:pStyle w:val="Compact"/>
+              <w:jc w:val="center"/>
+            </w:pPr>
+            <w:r>
+              <w:t xml:space="preserve">0</w:t>
+            </w:r>
+          </w:p>
+        </w:tc>
+        <w:tc>
+          <w:tcPr/>
+          <w:p>
+            <w:pPr>
+              <w:pStyle w:val="Compact"/>
+              <w:jc w:val="center"/>
+            </w:pPr>
+            <w:r>
+              <w:t xml:space="preserve">0</w:t>
+            </w:r>
+          </w:p>
+        </w:tc>
+        <w:tc>
+          <w:tcPr/>
+          <w:p>
+            <w:pPr>
+              <w:pStyle w:val="Compact"/>
+              <w:jc w:val="center"/>
+            </w:pPr>
+            <w:r>
+              <w:t xml:space="preserve">3</w:t>
+            </w:r>
+          </w:p>
+        </w:tc>
+        <w:tc>
+          <w:tcPr/>
+          <w:p>
+            <w:pPr>
+              <w:pStyle w:val="Compact"/>
+              <w:jc w:val="center"/>
+            </w:pPr>
+            <w:r>
+              <w:t xml:space="preserve">0</w:t>
+            </w:r>
+          </w:p>
+        </w:tc>
+      </w:tr>
+      <w:tr>
+        <w:tc>
+          <w:tcPr/>
+          <w:p>
+            <w:pPr>
+              <w:pStyle w:val="Compact"/>
+              <w:jc w:val="left"/>
+            </w:pPr>
+            <w:r>
+              <w:t xml:space="preserve">H-NGAC</w:t>
+            </w:r>
+            <w:r>
+              <w:t xml:space="preserve"> </w:t>
+            </w:r>
+          </w:p>
+        </w:tc>
+        <w:tc>
+          <w:tcPr/>
+          <w:p>
+            <w:pPr>
+              <w:pStyle w:val="Compact"/>
+              <w:jc w:val="center"/>
+            </w:pPr>
+            <w:r>
+              <w:t xml:space="preserve">4</w:t>
+            </w:r>
+          </w:p>
+        </w:tc>
+        <w:tc>
+          <w:tcPr/>
+          <w:p>
+            <w:pPr>
+              <w:pStyle w:val="Compact"/>
+              <w:jc w:val="center"/>
+            </w:pPr>
+            <w:r>
+              <w:t xml:space="preserve">2</w:t>
+            </w:r>
+          </w:p>
+        </w:tc>
+        <w:tc>
+          <w:tcPr/>
+          <w:p>
+            <w:pPr>
+              <w:pStyle w:val="Compact"/>
+              <w:jc w:val="center"/>
+            </w:pPr>
+            <w:r>
+              <w:t xml:space="preserve">0</w:t>
+            </w:r>
+          </w:p>
+        </w:tc>
+        <w:tc>
+          <w:tcPr/>
+          <w:p>
+            <w:pPr>
+              <w:pStyle w:val="Compact"/>
+              <w:jc w:val="center"/>
+            </w:pPr>
+            <w:r>
+              <w:t xml:space="preserve">1</w:t>
+            </w:r>
+          </w:p>
+        </w:tc>
+      </w:tr>
+      <w:tr>
+        <w:tc>
+          <w:tcPr/>
+          <w:p>
+            <w:pPr>
+              <w:pStyle w:val="Compact"/>
+              <w:jc w:val="left"/>
+            </w:pPr>
+            <w:r>
+              <w:t xml:space="preserve">TS-NGAC</w:t>
+            </w:r>
+            <w:r>
+              <w:t xml:space="preserve"> </w:t>
+            </w:r>
+          </w:p>
+        </w:tc>
+        <w:tc>
+          <w:tcPr/>
+          <w:p>
+            <w:pPr>
+              <w:pStyle w:val="Compact"/>
+              <w:jc w:val="center"/>
+            </w:pPr>
+            <w:r>
+              <w:t xml:space="preserve">4</w:t>
+            </w:r>
+          </w:p>
+        </w:tc>
+        <w:tc>
+          <w:tcPr/>
+          <w:p>
+            <w:pPr>
+              <w:pStyle w:val="Compact"/>
+              <w:jc w:val="center"/>
+            </w:pPr>
+            <w:r>
+              <w:t xml:space="preserve">3</w:t>
+            </w:r>
+          </w:p>
+        </w:tc>
+        <w:tc>
+          <w:tcPr/>
+          <w:p>
+            <w:pPr>
+              <w:pStyle w:val="Compact"/>
+              <w:jc w:val="center"/>
+            </w:pPr>
+            <w:r>
+              <w:t xml:space="preserve">3</w:t>
+            </w:r>
+          </w:p>
+        </w:tc>
+        <w:tc>
+          <w:tcPr/>
+          <w:p>
+            <w:pPr>
+              <w:pStyle w:val="Compact"/>
+              <w:jc w:val="center"/>
+            </w:pPr>
+            <w:r>
+              <w:t xml:space="preserve">0</w:t>
+            </w:r>
+          </w:p>
+        </w:tc>
+      </w:tr>
+      <w:tr>
+        <w:tc>
+          <w:tcPr/>
+          <w:p>
+            <w:pPr>
+              <w:pStyle w:val="Compact"/>
+              <w:jc w:val="left"/>
+            </w:pPr>
+            <w:r>
+              <w:rPr>
+                <w:b/>
+                <w:bCs/>
+              </w:rPr>
+              <w:t xml:space="preserve">This work</w:t>
+            </w:r>
+          </w:p>
+        </w:tc>
+        <w:tc>
+          <w:tcPr/>
+          <w:p>
+            <w:pPr>
+              <w:pStyle w:val="Compact"/>
+              <w:jc w:val="center"/>
+            </w:pPr>
+            <w:r>
+              <w:rPr>
+                <w:b/>
+                <w:bCs/>
+              </w:rPr>
+              <w:t xml:space="preserve">5</w:t>
+            </w:r>
+          </w:p>
+        </w:tc>
+        <w:tc>
+          <w:tcPr/>
+          <w:p>
+            <w:pPr>
+              <w:pStyle w:val="Compact"/>
+              <w:jc w:val="center"/>
+            </w:pPr>
+            <w:r>
+              <w:rPr>
+                <w:b/>
+                <w:bCs/>
+              </w:rPr>
+              <w:t xml:space="preserve">5</w:t>
+            </w:r>
+          </w:p>
+        </w:tc>
+        <w:tc>
+          <w:tcPr/>
+          <w:p>
+            <w:pPr>
+              <w:pStyle w:val="Compact"/>
+              <w:jc w:val="center"/>
+            </w:pPr>
+            <w:r>
+              <w:rPr>
+                <w:b/>
+                <w:bCs/>
+              </w:rPr>
+              <w:t xml:space="preserve">5</w:t>
+            </w:r>
+          </w:p>
+        </w:tc>
+        <w:tc>
+          <w:tcPr/>
+          <w:p>
+            <w:pPr>
+              <w:pStyle w:val="Compact"/>
+              <w:jc w:val="center"/>
+            </w:pPr>
+            <w:r>
+              <w:rPr>
+                <w:b/>
+                <w:bCs/>
+              </w:rPr>
+              <w:t xml:space="preserve">5</w:t>
+            </w:r>
+          </w:p>
+        </w:tc>
+      </w:tr>
+    </w:tbl>
+    <w:bookmarkEnd w:id="33"/>
     <w:p>
       <w:pPr>
         <w:pStyle w:val="BodyText"/>
       </w:pPr>
       <w:r>
-        <w:t xml:space="preserve">The NGAC standard and the Policy Machine define the policy model we compile but report no per-decision latency evidence, earning</w:t>
+        <w:rPr>
+          <w:b/>
+          <w:bCs/>
+        </w:rPr>
+        <w:t xml:space="preserve">Software policy engines and models.</w:t>
+      </w:r>
+      <w:r>
+        <w:t xml:space="preserve"> </w:t>
+      </w:r>
+      <w:r>
+        <w:t xml:space="preserve">The NGAC standard and the Policy Machine define the model we compile but report no per-decision latency evidence</w:t>
+      </w:r>
+      <w:r>
+        <w:t xml:space="preserve"> </w:t>
+      </w:r>
+      <w:r>
+        <w:t xml:space="preserve">, and NGAC’s decision and review advantages over XACML are established in the standards comparison of Ferraiolo et al. </w:t>
+      </w:r>
+      <w:r>
+        <w:t xml:space="preserve">. The strongest software NGAC decision result is the linear-time graph algorithms of Mell et al. </w:t>
+      </w:r>
+      <w:r>
+        <w:t xml:space="preserve">. That is the right software bound, and it is still a per-decision traversal whose constant depends on the host. XEngine compiles XACML into numeric structures offline and speeds decisions by orders of magnitude</w:t>
+      </w:r>
+      <w:r>
+        <w:t xml:space="preserve"> </w:t>
+      </w:r>
+      <w:r>
+        <w:t xml:space="preserve">, the closest software analogue of our compilation step, but its decision latency still varies with policy and request shape. Servos and Osborn’s survey lists ABAC decision performance among the field’s open problems</w:t>
+      </w:r>
+      <w:r>
+        <w:t xml:space="preserve"> </w:t>
+      </w:r>
+      <w:r>
+        <w:t xml:space="preserve">, and our own measurements place OPA and an XACML PDP three to five orders of magnitude above (4)</w:t>
+      </w:r>
+      <w:r>
+        <w:t xml:space="preserve"> </w:t>
+      </w:r>
+      <w:r>
+        <w:t xml:space="preserve">.</w:t>
+      </w:r>
+    </w:p>
+    <w:p>
+      <w:pPr>
+        <w:pStyle w:val="BodyText"/>
+      </w:pPr>
+      <w:r>
+        <w:rPr>
+          <w:b/>
+          <w:bCs/>
+        </w:rPr>
+        <w:t xml:space="preserve">Hardware enforcement.</w:t>
+      </w:r>
+      <w:r>
+        <w:t xml:space="preserve"> </w:t>
+      </w:r>
+      <w:r>
+        <w:t xml:space="preserve">This literature holds three genuine ancestors, and we cite them as such. Huffmire et al. compiled a formally specified memory-isolation policy directly into an FPGA reference monitor in 2006</w:t>
+      </w:r>
+      <w:r>
+        <w:t xml:space="preserve"> </w:t>
+      </w:r>
+      <w:r>
+        <w:t xml:space="preserve">, and Fiorin et al. placed access-rights checks into NoC interfaces with no added latency on the authorized path</w:t>
+      </w:r>
+      <w:r>
+        <w:t xml:space="preserve"> </w:t>
+      </w:r>
+      <w:r>
+        <w:t xml:space="preserve">. Both make enforcement latency a property of a synthesized circuit. Neither evaluates a relational policy model, and neither analyzes what an added policy dimension costs. The third concession is packet classification: TCAM and bit-vector engines match wide multi-field keys at deterministic rates</w:t>
+      </w:r>
+      <w:r>
+        <w:t xml:space="preserve"> </w:t>
+      </w:r>
+      <w:r>
+        <w:t xml:space="preserve">, and the StrideBV line advertises latency independent of ruleset content</w:t>
+      </w:r>
+      <w:r>
+        <w:t xml:space="preserve"> </w:t>
+      </w:r>
+      <w:r>
+        <w:t xml:space="preserve">. However, StrideBV latency grows linearly with match-key width. That is, in the closest deterministic prior art, added dimensions are precisely not free in time, which is the axis this paper claims. Aker wraps SoC controllers in verified access-control hardware at the bus-transaction level</w:t>
+      </w:r>
+      <w:r>
+        <w:t xml:space="preserve"> </w:t>
+      </w:r>
+      <w:r>
+        <w:t xml:space="preserve">, and CHERI enforces per-instruction memory capabilities in silicon</w:t>
+      </w:r>
+      <w:r>
+        <w:t xml:space="preserve"> </w:t>
+      </w:r>
+      <w:r>
+        <w:t xml:space="preserve">. Both police a lower layer than a policy model.</w:t>
+      </w:r>
+    </w:p>
+    <w:p>
+      <w:pPr>
+        <w:pStyle w:val="BodyText"/>
+      </w:pPr>
+      <w:r>
+        <w:rPr>
+          <w:b/>
+          <w:bCs/>
+        </w:rPr>
+        <w:t xml:space="preserve">Real-time and robot security.</w:t>
+      </w:r>
+      <w:r>
+        <w:t xml:space="preserve"> </w:t>
+      </w:r>
+      <w:r>
+        <w:t xml:space="preserve">The real-time security literature schedules software enforcement around deadlines: Contego slots security tasks into scheduling slack</w:t>
+      </w:r>
+      <w:r>
+        <w:t xml:space="preserve"> </w:t>
+      </w:r>
+      <w:r>
+        <w:t xml:space="preserve">, Lesi et al. trade control quality against integrity checking</w:t>
+      </w:r>
+      <w:r>
+        <w:t xml:space="preserve"> </w:t>
+      </w:r>
+      <w:r>
+        <w:t xml:space="preserve">, and the 2024 SoK catalogs the paradigm</w:t>
+      </w:r>
+      <w:r>
+        <w:t xml:space="preserve"> </w:t>
+      </w:r>
+      <w:r>
+        <w:t xml:space="preserve">. We exit that paradigm rather than optimize within it, since a fabric decision consumes no CPU slack at all. Pinisetty et al. synthesize runtime enforcers from timed automata for reactive CPS</w:t>
+      </w:r>
+      <w:r>
+        <w:t xml:space="preserve"> </w:t>
+      </w:r>
+      <w:r>
+        <w:t xml:space="preserve">, the nearest formal-synthesis neighbor, targeting safety properties rather than authorization and offering no hardware latency model. In robotics, Dieber et al. argued for application-layer authorization above transport crypto with identity-based decisions</w:t>
+      </w:r>
+      <w:r>
+        <w:t xml:space="preserve"> </w:t>
+      </w:r>
+      <w:r>
+        <w:t xml:space="preserve">, ROS-Defender filters node flows at the network layer</w:t>
+      </w:r>
+      <w:r>
+        <w:t xml:space="preserve"> </w:t>
+      </w:r>
+      <w:r>
+        <w:t xml:space="preserve">, and Salimi et al. condition per-request ABAC decisions on task and capability attributes through a blockchain bridge</w:t>
+      </w:r>
+      <w:r>
+        <w:t xml:space="preserve"> </w:t>
+      </w:r>
+      <w:r>
+        <w:t xml:space="preserve">. None conditions a command on its source type or the platform’s runtime safety state, and none is an inline bounded-latency primitive.</w:t>
+      </w:r>
+    </w:p>
+    <w:p>
+      <w:pPr>
+        <w:pStyle w:val="BodyText"/>
+      </w:pPr>
+      <w:r>
+        <w:t xml:space="preserve">Since this work measures cycle-accurate per-decision latency, verifies a closed-form bound at every measured point, enforces both state and provenance, and validates through co-simulation and silicon functional verification, we assign it the maximum on all four axes under the definitions above. We state the novelty claim in its bounded form. Constant-latency wide-key matching exists in TCAMs, deterministic classification exists in the bit-vector family, and policy-to-circuit compilation dates to 2006. To our knowledge, no prior work compiles a standardized relational authorization model to hardware and demonstrates, on identical toolflow and part, that added policy dimensions cost zero clock cycles, and no prior hardware implementation of NGAC exists at all. We invite correction on both points.</w:t>
+      </w:r>
+    </w:p>
+    <w:bookmarkEnd w:id="34"/>
+    <w:bookmarkStart w:id="35" w:name="limitations"/>
+    <w:p>
+      <w:pPr>
+        <w:pStyle w:val="Heading1"/>
+      </w:pPr>
+      <w:r>
+        <w:t xml:space="preserve">Limitations</w:t>
+      </w:r>
+    </w:p>
+    <w:p>
+      <w:pPr>
+        <w:pStyle w:val="FirstParagraph"/>
+      </w:pPr>
+      <w:r>
+        <w:t xml:space="preserve">Our claims are bounded by several factors, and we state them plainly. First, the three-dimensional kernel was never synthesized and its kernel code no longer exists, thus every hardware parity claim in this paper is scoped to four versus five dimensions. Second, no on-board timing exists. Cycle counts come from cycle-accurate co-simulation, and the silicon run verifies function only. Third, the software baseline is a 4.96 GHz laptop CPU while the fabric runs at 100 MHz; an embedded-class CPU baseline on the board’s own Cortex-A9 would make the wall-clock comparison fairer to the fabric, and we did not run it. Fourth, software latency distributions were measured under WSL2, whose scheduler jitter contaminates maxima, which is why we cite worst observed values and never call them WCETs. Fifth, the primitive is capacity-bounded at 512 rules and 256 policy nodes, and policy update happens off the decision path. Sixth, one baseline, the modeled external-state lookup, is synthetic, and we excluded it from every empirical claim after finding it added nothing the measured SQLite path does not show.</w:t>
+      </w:r>
+    </w:p>
+    <w:bookmarkEnd w:id="35"/>
+    <w:bookmarkStart w:id="36" w:name="future-work-and-conclusion"/>
+    <w:p>
+      <w:pPr>
+        <w:pStyle w:val="Heading1"/>
+      </w:pPr>
+      <w:r>
+        <w:t xml:space="preserve">Future Work and Conclusion</w:t>
+      </w:r>
+    </w:p>
+    <w:p>
+      <w:pPr>
+        <w:pStyle w:val="FirstParagraph"/>
+      </w:pPr>
+      <w:r>
+        <w:t xml:space="preserve">Four questions structure our next steps. 1. Can a re-derived three-dimensional kernel restore the full three-way parity claim in synthesis? 2. What measurement path yields trustworthy on-board cycle counts on Zynq-class parts? 3. Does the closed form of (4) survive a dynamic policy update path, or does update traffic reintroduce jitter? 4. How does the primitive compose with time-scoped delegation, which our journal-track work develops in software? Further, we call on the community to report authorization performance as cycle-level worst cases rather than means, because a mean is precisely the statistic a control loop cannot budget against.</w:t>
+      </w:r>
+    </w:p>
+    <w:p>
+      <w:pPr>
+        <w:pStyle w:val="BodyText"/>
+      </w:pPr>
+      <w:r>
+        <w:t xml:space="preserve">In conclusion, we extended the H-NGAC bitmask primitive with system-state and command-provenance dimensions and synthesized both the four- and five-dimensional kernels to a Zynq-7020. The added dimension costs zero clock cycles and 524 LUTs, latency is closed-form at</w:t>
       </w:r>
       <w:r>
         <w:t xml:space="preserve"> </w:t>
       </w:r>
       <m:oMath>
         <m:r>
-          <m:rPr>
-            <m:sty m:val="i"/>
-          </m:rPr>
-          <m:t>p</m:t>
-        </m:r>
-        <m:r>
-          <m:rPr>
-            <m:sty m:val="i"/>
-          </m:rPr>
-          <m:t>d</m:t>
-        </m:r>
-        <m:r>
-          <m:rPr>
-            <m:sty m:val="i"/>
-          </m:rPr>
-          <m:t>l</m:t>
+          <m:t>12</m:t>
         </m:r>
         <m:r>
           <m:rPr>
             <m:sty m:val="p"/>
           </m:rPr>
-          <m:t>=</m:t>
-        </m:r>
-        <m:r>
-          <m:t>1</m:t>
+          <m:t>+</m:t>
+        </m:r>
+        <m:r>
+          <m:t>n</m:t>
+        </m:r>
+        <m:r>
+          <m:rPr>
+            <m:sty m:val="p"/>
+          </m:rPr>
+          <m:t>/</m:t>
+        </m:r>
+        <m:r>
+          <m:t>2</m:t>
         </m:r>
       </m:oMath>
       <w:r>
+        <w:t xml:space="preserve"> </w:t>
+      </w:r>
+      <w:r>
+        <w:t xml:space="preserve">cycles with zero jitter by construction, and the five-dimensional policy blocked 18</w:t>
+      </w:r>
+      <w:r>
         <w:t xml:space="preserve">,</w:t>
       </w:r>
       <w:r>
-        <w:t xml:space="preserve"> </w:t>
-      </w:r>
-      <m:oMath>
-        <m:r>
-          <m:rPr>
-            <m:sty m:val="i"/>
-          </m:rPr>
-          <m:t>w</m:t>
-        </m:r>
-        <m:r>
-          <m:rPr>
-            <m:sty m:val="i"/>
-          </m:rPr>
-          <m:t>c</m:t>
-        </m:r>
-        <m:r>
-          <m:rPr>
-            <m:sty m:val="i"/>
-          </m:rPr>
-          <m:t>b</m:t>
-        </m:r>
-        <m:r>
-          <m:rPr>
-            <m:sty m:val="p"/>
-          </m:rPr>
-          <m:t>=</m:t>
-        </m:r>
-        <m:r>
-          <m:t>0</m:t>
-        </m:r>
-      </m:oMath>
+        <w:t xml:space="preserve">878 of 18</w:t>
+      </w:r>
       <w:r>
         <w:t xml:space="preserve">,</w:t>
       </w:r>
       <w:r>
-        <w:t xml:space="preserve"> </w:t>
-      </w:r>
-      <m:oMath>
-        <m:r>
-          <m:rPr>
-            <m:sty m:val="i"/>
-          </m:rPr>
-          <m:t>d</m:t>
-        </m:r>
-        <m:r>
-          <m:rPr>
-            <m:sty m:val="i"/>
-          </m:rPr>
-          <m:t>i</m:t>
-        </m:r>
-        <m:r>
-          <m:rPr>
-            <m:sty m:val="i"/>
-          </m:rPr>
-          <m:t>m</m:t>
-        </m:r>
-        <m:r>
-          <m:rPr>
-            <m:sty m:val="p"/>
-          </m:rPr>
-          <m:t>=</m:t>
-        </m:r>
-        <m:r>
-          <m:t>2</m:t>
-        </m:r>
-      </m:oMath>
-      <w:r>
-        <w:t xml:space="preserve"> </w:t>
-      </w:r>
-      <w:r>
-        <w:t xml:space="preserve">for contextual policy expressible but not runtime-masked,</w:t>
-      </w:r>
-      <w:r>
-        <w:t xml:space="preserve"> </w:t>
-      </w:r>
-      <m:oMath>
-        <m:r>
-          <m:rPr>
-            <m:sty m:val="i"/>
-          </m:rPr>
-          <m:t>h</m:t>
-        </m:r>
-        <m:r>
-          <m:rPr>
-            <m:sty m:val="i"/>
-          </m:rPr>
-          <m:t>w</m:t>
-        </m:r>
-        <m:r>
-          <m:rPr>
-            <m:sty m:val="i"/>
-          </m:rPr>
-          <m:t>v</m:t>
-        </m:r>
-        <m:r>
-          <m:rPr>
-            <m:sty m:val="p"/>
-          </m:rPr>
-          <m:t>=</m:t>
-        </m:r>
-        <m:r>
-          <m:t>0</m:t>
-        </m:r>
-      </m:oMath>
-      <w:r>
-        <w:t xml:space="preserve"> </w:t>
-      </w:r>
-      <w:r>
-        <w:t xml:space="preserve">. Open Policy Agent evaluates arbitrary conditions, thus</w:t>
-      </w:r>
-      <w:r>
-        <w:t xml:space="preserve"> </w:t>
-      </w:r>
-      <m:oMath>
-        <m:r>
-          <m:rPr>
-            <m:sty m:val="i"/>
-          </m:rPr>
-          <m:t>d</m:t>
-        </m:r>
-        <m:r>
-          <m:rPr>
-            <m:sty m:val="i"/>
-          </m:rPr>
-          <m:t>i</m:t>
-        </m:r>
-        <m:r>
-          <m:rPr>
-            <m:sty m:val="i"/>
-          </m:rPr>
-          <m:t>m</m:t>
-        </m:r>
-        <m:r>
-          <m:rPr>
-            <m:sty m:val="p"/>
-          </m:rPr>
-          <m:t>=</m:t>
-        </m:r>
-        <m:r>
-          <m:t>3</m:t>
-        </m:r>
-      </m:oMath>
-      <w:r>
-        <w:t xml:space="preserve">, and measured means exist, thus</w:t>
-      </w:r>
-      <w:r>
-        <w:t xml:space="preserve"> </w:t>
-      </w:r>
-      <m:oMath>
-        <m:r>
-          <m:rPr>
-            <m:sty m:val="i"/>
-          </m:rPr>
-          <m:t>p</m:t>
-        </m:r>
-        <m:r>
-          <m:rPr>
-            <m:sty m:val="i"/>
-          </m:rPr>
-          <m:t>d</m:t>
-        </m:r>
-        <m:r>
-          <m:rPr>
-            <m:sty m:val="i"/>
-          </m:rPr>
-          <m:t>l</m:t>
-        </m:r>
-        <m:r>
-          <m:rPr>
-            <m:sty m:val="p"/>
-          </m:rPr>
-          <m:t>=</m:t>
-        </m:r>
-        <m:r>
-          <m:t>3</m:t>
-        </m:r>
-      </m:oMath>
-      <w:r>
-        <w:t xml:space="preserve">. However, its 13 deadline misses in a single run earn</w:t>
-      </w:r>
-      <w:r>
-        <w:t xml:space="preserve"> </w:t>
-      </w:r>
-      <m:oMath>
-        <m:r>
-          <m:rPr>
-            <m:sty m:val="i"/>
-          </m:rPr>
-          <m:t>w</m:t>
-        </m:r>
-        <m:r>
-          <m:rPr>
-            <m:sty m:val="i"/>
-          </m:rPr>
-          <m:t>c</m:t>
-        </m:r>
-        <m:r>
-          <m:rPr>
-            <m:sty m:val="i"/>
-          </m:rPr>
-          <m:t>b</m:t>
-        </m:r>
-        <m:r>
-          <m:rPr>
-            <m:sty m:val="p"/>
-          </m:rPr>
-          <m:t>=</m:t>
-        </m:r>
-        <m:r>
-          <m:t>0</m:t>
-        </m:r>
-      </m:oMath>
-      <w:r>
-        <w:t xml:space="preserve"> </w:t>
-      </w:r>
-      <w:r>
-        <w:t xml:space="preserve">. XACML deployments we measured at roughly 50 ms earn</w:t>
-      </w:r>
-      <w:r>
-        <w:t xml:space="preserve"> </w:t>
-      </w:r>
-      <m:oMath>
-        <m:r>
-          <m:rPr>
-            <m:sty m:val="i"/>
-          </m:rPr>
-          <m:t>p</m:t>
-        </m:r>
-        <m:r>
-          <m:rPr>
-            <m:sty m:val="i"/>
-          </m:rPr>
-          <m:t>d</m:t>
-        </m:r>
-        <m:r>
-          <m:rPr>
-            <m:sty m:val="i"/>
-          </m:rPr>
-          <m:t>l</m:t>
-        </m:r>
-        <m:r>
-          <m:rPr>
-            <m:sty m:val="p"/>
-          </m:rPr>
-          <m:t>=</m:t>
-        </m:r>
-        <m:r>
-          <m:t>2</m:t>
-        </m:r>
-      </m:oMath>
+        <w:t xml:space="preserve">878 credentialed injection attempts in ROS 2 with zero false positives in 17</w:t>
+      </w:r>
       <w:r>
         <w:t xml:space="preserve">,</w:t>
       </w:r>
       <w:r>
-        <w:t xml:space="preserve"> </w:t>
-      </w:r>
-      <m:oMath>
-        <m:r>
-          <m:rPr>
-            <m:sty m:val="i"/>
-          </m:rPr>
-          <m:t>w</m:t>
-        </m:r>
-        <m:r>
-          <m:rPr>
-            <m:sty m:val="i"/>
-          </m:rPr>
-          <m:t>c</m:t>
-        </m:r>
-        <m:r>
-          <m:rPr>
-            <m:sty m:val="i"/>
-          </m:rPr>
-          <m:t>b</m:t>
-        </m:r>
-        <m:r>
-          <m:rPr>
-            <m:sty m:val="p"/>
-          </m:rPr>
-          <m:t>=</m:t>
-        </m:r>
-        <m:r>
-          <m:t>0</m:t>
-        </m:r>
-      </m:oMath>
-      <w:r>
-        <w:t xml:space="preserve">,</w:t>
-      </w:r>
-      <w:r>
-        <w:t xml:space="preserve"> </w:t>
-      </w:r>
-      <m:oMath>
-        <m:r>
-          <m:rPr>
-            <m:sty m:val="i"/>
-          </m:rPr>
-          <m:t>d</m:t>
-        </m:r>
-        <m:r>
-          <m:rPr>
-            <m:sty m:val="i"/>
-          </m:rPr>
-          <m:t>i</m:t>
-        </m:r>
-        <m:r>
-          <m:rPr>
-            <m:sty m:val="i"/>
-          </m:rPr>
-          <m:t>m</m:t>
-        </m:r>
-        <m:r>
-          <m:rPr>
-            <m:sty m:val="p"/>
-          </m:rPr>
-          <m:t>=</m:t>
-        </m:r>
-        <m:r>
-          <m:t>3</m:t>
-        </m:r>
-      </m:oMath>
-      <w:r>
-        <w:t xml:space="preserve">,</w:t>
-      </w:r>
-      <w:r>
-        <w:t xml:space="preserve"> </w:t>
-      </w:r>
-      <m:oMath>
-        <m:r>
-          <m:rPr>
-            <m:sty m:val="i"/>
-          </m:rPr>
-          <m:t>h</m:t>
-        </m:r>
-        <m:r>
-          <m:rPr>
-            <m:sty m:val="i"/>
-          </m:rPr>
-          <m:t>w</m:t>
-        </m:r>
-        <m:r>
-          <m:rPr>
-            <m:sty m:val="i"/>
-          </m:rPr>
-          <m:t>v</m:t>
-        </m:r>
-        <m:r>
-          <m:rPr>
-            <m:sty m:val="p"/>
-          </m:rPr>
-          <m:t>=</m:t>
-        </m:r>
-        <m:r>
-          <m:t>0</m:t>
-        </m:r>
-      </m:oMath>
-      <w:r>
-        <w:t xml:space="preserve"> </w:t>
-      </w:r>
-      <w:r>
-        <w:t xml:space="preserve">. SROS2 and DDS-Security authenticate identity at the transport layer and by design evaluate no application dimension, earning</w:t>
-      </w:r>
-      <w:r>
-        <w:t xml:space="preserve"> </w:t>
-      </w:r>
-      <m:oMath>
-        <m:r>
-          <m:rPr>
-            <m:sty m:val="i"/>
-          </m:rPr>
-          <m:t>d</m:t>
-        </m:r>
-        <m:r>
-          <m:rPr>
-            <m:sty m:val="i"/>
-          </m:rPr>
-          <m:t>i</m:t>
-        </m:r>
-        <m:r>
-          <m:rPr>
-            <m:sty m:val="i"/>
-          </m:rPr>
-          <m:t>m</m:t>
-        </m:r>
-        <m:r>
-          <m:rPr>
-            <m:sty m:val="p"/>
-          </m:rPr>
-          <m:t>=</m:t>
-        </m:r>
-        <m:r>
-          <m:t>0</m:t>
-        </m:r>
-      </m:oMath>
-      <w:r>
-        <w:t xml:space="preserve"> </w:t>
-      </w:r>
-      <w:r>
-        <w:t xml:space="preserve">and</w:t>
-      </w:r>
-      <w:r>
-        <w:t xml:space="preserve"> </w:t>
-      </w:r>
-      <m:oMath>
-        <m:r>
-          <m:rPr>
-            <m:sty m:val="i"/>
-          </m:rPr>
-          <m:t>w</m:t>
-        </m:r>
-        <m:r>
-          <m:rPr>
-            <m:sty m:val="i"/>
-          </m:rPr>
-          <m:t>c</m:t>
-        </m:r>
-        <m:r>
-          <m:rPr>
-            <m:sty m:val="i"/>
-          </m:rPr>
-          <m:t>b</m:t>
-        </m:r>
-        <m:r>
-          <m:rPr>
-            <m:sty m:val="p"/>
-          </m:rPr>
-          <m:t>=</m:t>
-        </m:r>
-        <m:r>
-          <m:t>0</m:t>
-        </m:r>
-      </m:oMath>
-      <w:r>
-        <w:t xml:space="preserve"> </w:t>
-      </w:r>
-      <w:r>
-        <w:t xml:space="preserve">. CHERI enforces per-instruction memory capabilities in silicon and earns</w:t>
-      </w:r>
-      <w:r>
-        <w:t xml:space="preserve"> </w:t>
-      </w:r>
-      <m:oMath>
-        <m:r>
-          <m:rPr>
-            <m:sty m:val="i"/>
-          </m:rPr>
-          <m:t>p</m:t>
-        </m:r>
-        <m:r>
-          <m:rPr>
-            <m:sty m:val="i"/>
-          </m:rPr>
-          <m:t>d</m:t>
-        </m:r>
-        <m:r>
-          <m:rPr>
-            <m:sty m:val="i"/>
-          </m:rPr>
-          <m:t>l</m:t>
-        </m:r>
-        <m:r>
-          <m:rPr>
-            <m:sty m:val="p"/>
-          </m:rPr>
-          <m:t>=</m:t>
-        </m:r>
-        <m:r>
-          <m:t>4</m:t>
-        </m:r>
-      </m:oMath>
-      <w:r>
-        <w:t xml:space="preserve">,</w:t>
-      </w:r>
-      <w:r>
-        <w:t xml:space="preserve"> </w:t>
-      </w:r>
-      <m:oMath>
-        <m:r>
-          <m:rPr>
-            <m:sty m:val="i"/>
-          </m:rPr>
-          <m:t>w</m:t>
-        </m:r>
-        <m:r>
-          <m:rPr>
-            <m:sty m:val="i"/>
-          </m:rPr>
-          <m:t>c</m:t>
-        </m:r>
-        <m:r>
-          <m:rPr>
-            <m:sty m:val="i"/>
-          </m:rPr>
-          <m:t>b</m:t>
-        </m:r>
-        <m:r>
-          <m:rPr>
-            <m:sty m:val="p"/>
-          </m:rPr>
-          <m:t>=</m:t>
-        </m:r>
-        <m:r>
-          <m:t>4</m:t>
-        </m:r>
-      </m:oMath>
-      <w:r>
-        <w:t xml:space="preserve">,</w:t>
-      </w:r>
-      <w:r>
-        <w:t xml:space="preserve"> </w:t>
-      </w:r>
-      <m:oMath>
-        <m:r>
-          <m:rPr>
-            <m:sty m:val="i"/>
-          </m:rPr>
-          <m:t>h</m:t>
-        </m:r>
-        <m:r>
-          <m:rPr>
-            <m:sty m:val="i"/>
-          </m:rPr>
-          <m:t>w</m:t>
-        </m:r>
-        <m:r>
-          <m:rPr>
-            <m:sty m:val="i"/>
-          </m:rPr>
-          <m:t>v</m:t>
-        </m:r>
-        <m:r>
-          <m:rPr>
-            <m:sty m:val="p"/>
-          </m:rPr>
-          <m:t>=</m:t>
-        </m:r>
-        <m:r>
-          <m:t>5</m:t>
-        </m:r>
-      </m:oMath>
-      <w:r>
-        <w:t xml:space="preserve">. Its dimensions are memory bounds, not policy state or provenance, thus</w:t>
-      </w:r>
-      <w:r>
-        <w:t xml:space="preserve"> </w:t>
-      </w:r>
-      <m:oMath>
-        <m:r>
-          <m:rPr>
-            <m:sty m:val="i"/>
-          </m:rPr>
-          <m:t>d</m:t>
-        </m:r>
-        <m:r>
-          <m:rPr>
-            <m:sty m:val="i"/>
-          </m:rPr>
-          <m:t>i</m:t>
-        </m:r>
-        <m:r>
-          <m:rPr>
-            <m:sty m:val="i"/>
-          </m:rPr>
-          <m:t>m</m:t>
-        </m:r>
-        <m:r>
-          <m:rPr>
-            <m:sty m:val="p"/>
-          </m:rPr>
-          <m:t>=</m:t>
-        </m:r>
-        <m:r>
-          <m:t>0</m:t>
-        </m:r>
-      </m:oMath>
-      <w:r>
-        <w:t xml:space="preserve"> </w:t>
-      </w:r>
-      <w:r>
-        <w:t xml:space="preserve">in our sense</w:t>
-      </w:r>
-      <w:r>
-        <w:t xml:space="preserve"> </w:t>
-      </w:r>
-      <w:r>
-        <w:t xml:space="preserve">. In our own line, HyperNGAC performs batch privilege analysis over multi-cloud platforms and answers set-level questions in 0.12 s over 4</w:t>
-      </w:r>
-      <w:r>
-        <w:t xml:space="preserve">,</w:t>
-      </w:r>
-      <w:r>
-        <w:t xml:space="preserve">000 nodes, a different problem from per-decision authorization, earning</w:t>
-      </w:r>
-      <w:r>
-        <w:t xml:space="preserve"> </w:t>
-      </w:r>
-      <m:oMath>
-        <m:r>
-          <m:rPr>
-            <m:sty m:val="i"/>
-          </m:rPr>
-          <m:t>p</m:t>
-        </m:r>
-        <m:r>
-          <m:rPr>
-            <m:sty m:val="i"/>
-          </m:rPr>
-          <m:t>d</m:t>
-        </m:r>
-        <m:r>
-          <m:rPr>
-            <m:sty m:val="i"/>
-          </m:rPr>
-          <m:t>l</m:t>
-        </m:r>
-        <m:r>
-          <m:rPr>
-            <m:sty m:val="p"/>
-          </m:rPr>
-          <m:t>=</m:t>
-        </m:r>
-        <m:r>
-          <m:t>0</m:t>
-        </m:r>
-      </m:oMath>
-      <w:r>
-        <w:t xml:space="preserve"> </w:t>
-      </w:r>
-      <w:r>
-        <w:t xml:space="preserve">by scope</w:t>
-      </w:r>
-      <w:r>
-        <w:t xml:space="preserve"> </w:t>
-      </w:r>
-      <w:r>
-        <w:t xml:space="preserve">. The DCAS H-NGAC baseline measured per-decision software latency on two platforms but synthesized no hardware, earning</w:t>
-      </w:r>
-      <w:r>
-        <w:t xml:space="preserve"> </w:t>
-      </w:r>
-      <m:oMath>
-        <m:r>
-          <m:rPr>
-            <m:sty m:val="i"/>
-          </m:rPr>
-          <m:t>p</m:t>
-        </m:r>
-        <m:r>
-          <m:rPr>
-            <m:sty m:val="i"/>
-          </m:rPr>
-          <m:t>d</m:t>
-        </m:r>
-        <m:r>
-          <m:rPr>
-            <m:sty m:val="i"/>
-          </m:rPr>
-          <m:t>l</m:t>
-        </m:r>
-        <m:r>
-          <m:rPr>
-            <m:sty m:val="p"/>
-          </m:rPr>
-          <m:t>=</m:t>
-        </m:r>
-        <m:r>
-          <m:t>4</m:t>
-        </m:r>
-      </m:oMath>
-      <w:r>
-        <w:t xml:space="preserve">,</w:t>
-      </w:r>
-      <w:r>
-        <w:t xml:space="preserve"> </w:t>
-      </w:r>
-      <m:oMath>
-        <m:r>
-          <m:rPr>
-            <m:sty m:val="i"/>
-          </m:rPr>
-          <m:t>w</m:t>
-        </m:r>
-        <m:r>
-          <m:rPr>
-            <m:sty m:val="i"/>
-          </m:rPr>
-          <m:t>c</m:t>
-        </m:r>
-        <m:r>
-          <m:rPr>
-            <m:sty m:val="i"/>
-          </m:rPr>
-          <m:t>b</m:t>
-        </m:r>
-        <m:r>
-          <m:rPr>
-            <m:sty m:val="p"/>
-          </m:rPr>
-          <m:t>=</m:t>
-        </m:r>
-        <m:r>
-          <m:t>2</m:t>
-        </m:r>
-      </m:oMath>
-      <w:r>
-        <w:t xml:space="preserve">,</w:t>
-      </w:r>
-      <w:r>
-        <w:t xml:space="preserve"> </w:t>
-      </w:r>
-      <m:oMath>
-        <m:r>
-          <m:rPr>
-            <m:sty m:val="i"/>
-          </m:rPr>
-          <m:t>d</m:t>
-        </m:r>
-        <m:r>
-          <m:rPr>
-            <m:sty m:val="i"/>
-          </m:rPr>
-          <m:t>i</m:t>
-        </m:r>
-        <m:r>
-          <m:rPr>
-            <m:sty m:val="i"/>
-          </m:rPr>
-          <m:t>m</m:t>
-        </m:r>
-        <m:r>
-          <m:rPr>
-            <m:sty m:val="p"/>
-          </m:rPr>
-          <m:t>=</m:t>
-        </m:r>
-        <m:r>
-          <m:t>0</m:t>
-        </m:r>
-      </m:oMath>
-      <w:r>
-        <w:t xml:space="preserve">,</w:t>
-      </w:r>
-      <w:r>
-        <w:t xml:space="preserve"> </w:t>
-      </w:r>
-      <m:oMath>
-        <m:r>
-          <m:rPr>
-            <m:sty m:val="i"/>
-          </m:rPr>
-          <m:t>h</m:t>
-        </m:r>
-        <m:r>
-          <m:rPr>
-            <m:sty m:val="i"/>
-          </m:rPr>
-          <m:t>w</m:t>
-        </m:r>
-        <m:r>
-          <m:rPr>
-            <m:sty m:val="i"/>
-          </m:rPr>
-          <m:t>v</m:t>
-        </m:r>
-        <m:r>
-          <m:rPr>
-            <m:sty m:val="p"/>
-          </m:rPr>
-          <m:t>=</m:t>
-        </m:r>
-        <m:r>
-          <m:t>1</m:t>
-        </m:r>
-      </m:oMath>
-      <w:r>
-        <w:t xml:space="preserve"> </w:t>
-      </w:r>
-      <w:r>
-        <w:t xml:space="preserve">. Time-scoped NGAC adds a temporal dimension in software with</w:t>
-      </w:r>
-      <w:r>
-        <w:t xml:space="preserve"> </w:t>
-      </w:r>
-      <m:oMath>
-        <m:r>
-          <m:rPr>
-            <m:sty m:val="i"/>
-          </m:rPr>
-          <m:t>p</m:t>
-        </m:r>
-        <m:r>
-          <m:rPr>
-            <m:sty m:val="i"/>
-          </m:rPr>
-          <m:t>d</m:t>
-        </m:r>
-        <m:r>
-          <m:rPr>
-            <m:sty m:val="i"/>
-          </m:rPr>
-          <m:t>l</m:t>
-        </m:r>
-        <m:r>
-          <m:rPr>
-            <m:sty m:val="p"/>
-          </m:rPr>
-          <m:t>=</m:t>
-        </m:r>
-        <m:r>
-          <m:t>4</m:t>
-        </m:r>
-      </m:oMath>
-      <w:r>
-        <w:t xml:space="preserve">,</w:t>
-      </w:r>
-      <w:r>
-        <w:t xml:space="preserve"> </w:t>
-      </w:r>
-      <m:oMath>
-        <m:r>
-          <m:rPr>
-            <m:sty m:val="i"/>
-          </m:rPr>
-          <m:t>w</m:t>
-        </m:r>
-        <m:r>
-          <m:rPr>
-            <m:sty m:val="i"/>
-          </m:rPr>
-          <m:t>c</m:t>
-        </m:r>
-        <m:r>
-          <m:rPr>
-            <m:sty m:val="i"/>
-          </m:rPr>
-          <m:t>b</m:t>
-        </m:r>
-        <m:r>
-          <m:rPr>
-            <m:sty m:val="p"/>
-          </m:rPr>
-          <m:t>=</m:t>
-        </m:r>
-        <m:r>
-          <m:t>3</m:t>
-        </m:r>
-      </m:oMath>
-      <w:r>
-        <w:t xml:space="preserve">,</w:t>
-      </w:r>
-      <w:r>
-        <w:t xml:space="preserve"> </w:t>
-      </w:r>
-      <m:oMath>
-        <m:r>
-          <m:rPr>
-            <m:sty m:val="i"/>
-          </m:rPr>
-          <m:t>d</m:t>
-        </m:r>
-        <m:r>
-          <m:rPr>
-            <m:sty m:val="i"/>
-          </m:rPr>
-          <m:t>i</m:t>
-        </m:r>
-        <m:r>
-          <m:rPr>
-            <m:sty m:val="i"/>
-          </m:rPr>
-          <m:t>m</m:t>
-        </m:r>
-        <m:r>
-          <m:rPr>
-            <m:sty m:val="p"/>
-          </m:rPr>
-          <m:t>=</m:t>
-        </m:r>
-        <m:r>
-          <m:t>3</m:t>
-        </m:r>
-      </m:oMath>
-      <w:r>
-        <w:t xml:space="preserve">,</w:t>
-      </w:r>
-      <w:r>
-        <w:t xml:space="preserve"> </w:t>
-      </w:r>
-      <m:oMath>
-        <m:r>
-          <m:rPr>
-            <m:sty m:val="i"/>
-          </m:rPr>
-          <m:t>h</m:t>
-        </m:r>
-        <m:r>
-          <m:rPr>
-            <m:sty m:val="i"/>
-          </m:rPr>
-          <m:t>w</m:t>
-        </m:r>
-        <m:r>
-          <m:rPr>
-            <m:sty m:val="i"/>
-          </m:rPr>
-          <m:t>v</m:t>
-        </m:r>
-        <m:r>
-          <m:rPr>
-            <m:sty m:val="p"/>
-          </m:rPr>
-          <m:t>=</m:t>
-        </m:r>
-        <m:r>
-          <m:t>0</m:t>
-        </m:r>
-      </m:oMath>
-      <w:r>
-        <w:t xml:space="preserve"> </w:t>
-      </w:r>
-      <w:r>
-        <w:t xml:space="preserve">.</w:t>
-      </w:r>
-    </w:p>
-    <w:p>
-      <w:pPr>
-        <w:pStyle w:val="BodyText"/>
-      </w:pPr>
-      <w:r>
-        <w:t xml:space="preserve">Since this work measures cycle-accurate per-decision latency (</w:t>
-      </w:r>
-      <m:oMath>
-        <m:r>
-          <m:rPr>
-            <m:sty m:val="i"/>
-          </m:rPr>
-          <m:t>p</m:t>
-        </m:r>
-        <m:r>
-          <m:rPr>
-            <m:sty m:val="i"/>
-          </m:rPr>
-          <m:t>d</m:t>
-        </m:r>
-        <m:r>
-          <m:rPr>
-            <m:sty m:val="i"/>
-          </m:rPr>
-          <m:t>l</m:t>
-        </m:r>
-        <m:r>
-          <m:rPr>
-            <m:sty m:val="p"/>
-          </m:rPr>
-          <m:t>=</m:t>
-        </m:r>
-        <m:r>
-          <m:t>5</m:t>
-        </m:r>
-      </m:oMath>
-      <w:r>
-        <w:t xml:space="preserve">), verifies a closed-form bound at every measured point (</w:t>
-      </w:r>
-      <m:oMath>
-        <m:r>
-          <m:rPr>
-            <m:sty m:val="i"/>
-          </m:rPr>
-          <m:t>w</m:t>
-        </m:r>
-        <m:r>
-          <m:rPr>
-            <m:sty m:val="i"/>
-          </m:rPr>
-          <m:t>c</m:t>
-        </m:r>
-        <m:r>
-          <m:rPr>
-            <m:sty m:val="i"/>
-          </m:rPr>
-          <m:t>b</m:t>
-        </m:r>
-        <m:r>
-          <m:rPr>
-            <m:sty m:val="p"/>
-          </m:rPr>
-          <m:t>=</m:t>
-        </m:r>
-        <m:r>
-          <m:t>5</m:t>
-        </m:r>
-      </m:oMath>
-      <w:r>
-        <w:t xml:space="preserve">), enforces both state and provenance (</w:t>
-      </w:r>
-      <m:oMath>
-        <m:r>
-          <m:rPr>
-            <m:sty m:val="i"/>
-          </m:rPr>
-          <m:t>d</m:t>
-        </m:r>
-        <m:r>
-          <m:rPr>
-            <m:sty m:val="i"/>
-          </m:rPr>
-          <m:t>i</m:t>
-        </m:r>
-        <m:r>
-          <m:rPr>
-            <m:sty m:val="i"/>
-          </m:rPr>
-          <m:t>m</m:t>
-        </m:r>
-        <m:r>
-          <m:rPr>
-            <m:sty m:val="p"/>
-          </m:rPr>
-          <m:t>=</m:t>
-        </m:r>
-        <m:r>
-          <m:t>5</m:t>
-        </m:r>
-      </m:oMath>
-      <w:r>
-        <w:t xml:space="preserve">), and validates through co-simulation and silicon functional verification (</w:t>
-      </w:r>
-      <m:oMath>
-        <m:r>
-          <m:rPr>
-            <m:sty m:val="i"/>
-          </m:rPr>
-          <m:t>h</m:t>
-        </m:r>
-        <m:r>
-          <m:rPr>
-            <m:sty m:val="i"/>
-          </m:rPr>
-          <m:t>w</m:t>
-        </m:r>
-        <m:r>
-          <m:rPr>
-            <m:sty m:val="i"/>
-          </m:rPr>
-          <m:t>v</m:t>
-        </m:r>
-        <m:r>
-          <m:rPr>
-            <m:sty m:val="p"/>
-          </m:rPr>
-          <m:t>=</m:t>
-        </m:r>
-        <m:r>
-          <m:t>5</m:t>
-        </m:r>
-      </m:oMath>
-      <w:r>
-        <w:t xml:space="preserve">), we assign it the maximum on all four axes under the definitions above. To our knowledge, no prior work demonstrates that added authorization dimensions are free in time in synthesized hardware, and we invite correction on that point.</w:t>
-      </w:r>
-    </w:p>
-    <w:bookmarkEnd w:id="33"/>
-    <w:bookmarkStart w:id="34" w:name="limitations"/>
-    <w:p>
-      <w:pPr>
-        <w:pStyle w:val="Heading1"/>
-      </w:pPr>
-      <w:r>
-        <w:t xml:space="preserve">Limitations</w:t>
-      </w:r>
-    </w:p>
-    <w:p>
-      <w:pPr>
-        <w:pStyle w:val="FirstParagraph"/>
-      </w:pPr>
-      <w:r>
-        <w:t xml:space="preserve">Our claims are bounded by several factors, and we state them plainly. First, the three-dimensional kernel was never synthesized and its kernel code no longer exists, thus every hardware parity claim in this paper is scoped to four versus five dimensions. Second, no on-board timing exists. Cycle counts come from cycle-accurate co-simulation, and the silicon run verifies function only. Third, the software baseline is a 4.96 GHz laptop CPU while the fabric runs at 100 MHz; an embedded-class CPU baseline on the board’s own Cortex-A9 would make the wall-clock comparison fairer to the fabric, and we did not run it. Fourth, software latency distributions were measured under WSL2, whose scheduler jitter contaminates maxima, which is why we cite worst observed values and never call them WCETs. Fifth, the primitive is capacity-bounded at 512 rules and 256 policy nodes, and policy update happens off the decision path. Sixth, one baseline, the modeled external-state lookup, is synthetic, and we excluded it from every empirical claim after finding it added nothing the measured SQLite path does not show.</w:t>
-      </w:r>
-    </w:p>
-    <w:bookmarkEnd w:id="34"/>
-    <w:bookmarkStart w:id="35" w:name="future-work-and-conclusion"/>
-    <w:p>
-      <w:pPr>
-        <w:pStyle w:val="Heading1"/>
-      </w:pPr>
-      <w:r>
-        <w:t xml:space="preserve">Future Work and Conclusion</w:t>
-      </w:r>
-    </w:p>
-    <w:p>
-      <w:pPr>
-        <w:pStyle w:val="FirstParagraph"/>
-      </w:pPr>
-      <w:r>
-        <w:t xml:space="preserve">Four questions structure our next steps. 1. Can a re-derived three-dimensional kernel restore the full three-way parity claim in synthesis? 2. What measurement path yields trustworthy on-board cycle counts on Zynq-class parts? 3. Does the closed form of (4) survive a dynamic policy update path, or does update traffic reintroduce jitter? 4. How does the primitive compose with time-scoped delegation, which our journal-track work develops in software? Further, we call on the community to report authorization performance as cycle-level worst cases rather than means, because a mean is precisely the statistic a control loop cannot budget against.</w:t>
-      </w:r>
-    </w:p>
-    <w:p>
-      <w:pPr>
-        <w:pStyle w:val="BodyText"/>
-      </w:pPr>
-      <w:r>
-        <w:t xml:space="preserve">In conclusion, we extended the H-NGAC bitmask primitive with system-state and command-provenance dimensions and synthesized both the four- and five-dimensional kernels to a Zynq-7020. The added dimension costs zero clock cycles and 524 LUTs, latency is closed-form at</w:t>
-      </w:r>
-      <w:r>
-        <w:t xml:space="preserve"> </w:t>
-      </w:r>
-      <m:oMath>
-        <m:r>
-          <m:t>12</m:t>
-        </m:r>
-        <m:r>
-          <m:rPr>
-            <m:sty m:val="p"/>
-          </m:rPr>
-          <m:t>+</m:t>
-        </m:r>
-        <m:r>
-          <m:t>n</m:t>
-        </m:r>
-        <m:r>
-          <m:rPr>
-            <m:sty m:val="p"/>
-          </m:rPr>
-          <m:t>/</m:t>
-        </m:r>
-        <m:r>
-          <m:t>2</m:t>
-        </m:r>
-      </m:oMath>
-      <w:r>
-        <w:t xml:space="preserve"> </w:t>
-      </w:r>
-      <w:r>
-        <w:t xml:space="preserve">cycles with zero jitter by construction, and the five-dimensional policy blocked 18</w:t>
-      </w:r>
-      <w:r>
-        <w:t xml:space="preserve">,</w:t>
-      </w:r>
-      <w:r>
-        <w:t xml:space="preserve">878 of 18</w:t>
-      </w:r>
-      <w:r>
-        <w:t xml:space="preserve">,</w:t>
-      </w:r>
-      <w:r>
-        <w:t xml:space="preserve">878 credentialed injection attempts in ROS 2 with zero false positives in 17</w:t>
-      </w:r>
-      <w:r>
-        <w:t xml:space="preserve">,</w:t>
-      </w:r>
-      <w:r>
         <w:t xml:space="preserve">059 legitimate commands. Robotics platform engineers and functional-safety engineers can treat the authorization worst case as a synthesis parameter, place the decision inside the control loop budget, and close the two attack classes that identity-based authorization admits. Layla’s interlock becomes a policy bit the fabric checks in bounded time, not a procedure she hopes the operator follows.</w:t>
       </w:r>
     </w:p>
-    <w:bookmarkEnd w:id="35"/>
+    <w:bookmarkEnd w:id="36"/>
     <w:sectPr>
       <w:footnotePr>
         <w:numRestart w:val="eachSect"/>

--- a/docs/ipccc-2026-manuscript-draft-v1.docx
+++ b/docs/ipccc-2026-manuscript-draft-v1.docx
@@ -86,19 +86,19 @@
         <w:t xml:space="preserve"> </w:t>
       </w:r>
       <w:r>
-        <w:t xml:space="preserve">rules. The fifth dimension costs 524 additional LUTs and no BRAM or DSP; in software it raises per-rule cost from 0.645 to 1.220 cycles. RBAC and DAG-NGAC baselines resolve faster only by admitting every state-violating request in our corpus; the kernel blocks 18</w:t>
+        <w:t xml:space="preserve">rules. The fifth dimension costs 524 additional LUTs and no BRAM or DSP; in software it raises per-rule cost from 0.645 to 1.220 cycles. RBAC and DAG-NGAC baselines resolve faster only by admitting every state-violating request in our corpus; the five-dimensional policy blocks 18</w:t>
       </w:r>
       <w:r>
         <w:t xml:space="preserve">,</w:t>
       </w:r>
       <w:r>
-        <w:t xml:space="preserve">878 ROS 2 injection attempts with no false positives and verifies functionally on PYNQ-Z1 silicon.</w:t>
-      </w:r>
-      <w:r>
-        <w:t xml:space="preserve"> </w:t>
-      </w:r>
-      <w:r>
-        <w:t xml:space="preserve">A security dimension is therefore free in time and nearly free in area, which makes the authorization worst case a synthesis parameter rather than a measurement.</w:t>
+        <w:t xml:space="preserve">878 ROS 2 injection attempts in a software gatekeeper with no false positives, and the kernel verifies functionally on PYNQ-Z1 silicon.</w:t>
+      </w:r>
+      <w:r>
+        <w:t xml:space="preserve"> </w:t>
+      </w:r>
+      <w:r>
+        <w:t xml:space="preserve">The added security dimension is therefore free in time and nearly free in area, which makes the authorization worst case a synthesis parameter rather than a measurement.</w:t>
       </w:r>
     </w:p>
     <w:p>
@@ -143,7 +143,7 @@
         <w:pStyle w:val="BodyText"/>
       </w:pPr>
       <w:r>
-        <w:t xml:space="preserve">Robotics platforms leave authorization out of the control path for a defensible reason. Although modern policy engines evaluate rich attribute-based policy, they cannot bound the decision. That is, the latency tail of a software policy decision point is governed by operating system scheduling, preemption and cache state, not by policy evaluation, so a faster engine does not tighten the bound. In our own prior measurements, Open Policy Agent averaged 271.491 </w:t>
+        <w:t xml:space="preserve">Robotics platforms leave authorization out of the control path for a defensible reason. Although modern policy engines evaluate rich attribute-based policy, they cannot bound the decision. That is, the latency tail of a software policy decision point is governed by operating system scheduling, preemption and cache state, not by policy evaluation, so a faster engine does not tighten the bound. In our own published measurements, an OPA edge deployment took 1 to 5 ms per decision and an XACML decision point near 50 ms, while a software authorization path averaging 1.14 </w:t>
       </w:r>
       <m:oMath>
         <m:r>
@@ -151,13 +151,7 @@
         </m:r>
       </m:oMath>
       <w:r>
-        <w:t xml:space="preserve">s per decision and missed 13 real-time deadlines in a single run</w:t>
-      </w:r>
-      <w:r>
-        <w:t xml:space="preserve"> </w:t>
-      </w:r>
-      <w:r>
-        <w:t xml:space="preserve">, and a software authorization path that averaged 1.14 </w:t>
+        <w:t xml:space="preserve">s still produced a single 157 </w:t>
       </w:r>
       <m:oMath>
         <m:r>
@@ -165,7 +159,13 @@
         </m:r>
       </m:oMath>
       <w:r>
-        <w:t xml:space="preserve">s produced a single 157 </w:t>
+        <w:t xml:space="preserve">s scheduling outlier</w:t>
+      </w:r>
+      <w:r>
+        <w:t xml:space="preserve"> </w:t>
+      </w:r>
+      <w:r>
+        <w:t xml:space="preserve">. A further evaluation, now under review, measured OPA at a 271.491 </w:t>
       </w:r>
       <m:oMath>
         <m:r>
@@ -173,7 +173,7 @@
         </m:r>
       </m:oMath>
       <w:r>
-        <w:t xml:space="preserve">s scheduling outlier</w:t>
+        <w:t xml:space="preserve">s mean with 13 missed real-time deadlines</w:t>
       </w:r>
       <w:r>
         <w:t xml:space="preserve"> </w:t>
@@ -310,7 +310,7 @@
         <w:pStyle w:val="BodyText"/>
       </w:pPr>
       <w:r>
-        <w:t xml:space="preserve">The central finding deserves its own sentence. In software, each added security dimension makes every policy rule more expensive, raising the per-rule cost from 0.645 to 1.220 cycles between the three- and five-dimensional variants. In hardware the added dimensions cost zero cycles. Security dimensionality is free in time and nearly free in area, which converts the authorization worst case from a measurement into a synthesis parameter.</w:t>
+        <w:t xml:space="preserve">The central finding deserves its own sentence. In software, each added security dimension makes every policy rule more expensive, raising the per-rule cost from 0.645 to 1.220 cycles between the three- and five-dimensional variants. In hardware the added dimensions cost zero cycles. They are free in time and nearly free in area, which converts the authorization worst case from a measurement into a synthesis parameter.</w:t>
       </w:r>
     </w:p>
     <w:p>
@@ -2065,7 +2065,7 @@
         <w:t xml:space="preserve"> </w:t>
       </w:r>
       <w:r>
-        <w:t xml:space="preserve">term conditions it on the command’s source type. Dimensions four and five add two more AND terms to a conjunction that already exists. They add no traversal, no lookup and no branch.</w:t>
+        <w:t xml:space="preserve">term conditions it on the command’s source type. Dimensions four and five add two more AND terms to a conjunction that already exists. They add no traversal, no lookup and no branch. One scope statement belongs here. We compile the association subset of INCITS 565, that is, the rules that grant. Prohibitions, obligations and administrative relations are not compiled, and Section VIII bounds our claims accordingly.</w:t>
       </w:r>
     </w:p>
     <w:p>
@@ -3492,7 +3492,7 @@
         <w:t xml:space="preserve"> </w:t>
       </w:r>
       <w:r>
-        <w:t xml:space="preserve">memory footprint for its speed. It might be tempting to read Table </w:t>
+        <w:t xml:space="preserve">memory footprint for its speed. However, an RBAC deployment could encode state into its role set, a maintenance operator role distinct from a normal operator role. Sixteen state bits and three source types multiply that role count combinatorially, and the honest alternative, RBAC consulting an external state store, cost 20.6 times the four-dimensional path when we measured it against an in-process SQLite store. It might be tempting to read Table </w:t>
       </w:r>
       <w:hyperlink w:anchor="tab:models">
         <w:r>
@@ -3859,7 +3859,7 @@
         <w:pStyle w:val="FirstParagraph"/>
       </w:pPr>
       <w:r>
-        <w:t xml:space="preserve">We ran the provenance-abuse scenario live. A gatekeeper node enforcing the five-dimensional policy fronted an actuator topic while a legitimate node and a compromised node both published with valid credentials for the same authorized subject, the compromised node at five times the legitimate rate. Over a 30-second session the policy blocked 18</w:t>
+        <w:t xml:space="preserve">We ran the provenance-abuse scenario live. A software gatekeeper node executing the same five-dimensional decision function fronted an actuator topic while a legitimate node and a compromised node both published with valid credentials for the same authorized subject, the compromised node at five times the legitimate rate. Over a 30-second session the policy blocked 18</w:t>
       </w:r>
       <w:r>
         <w:t xml:space="preserve">,</w:t>
@@ -3883,7 +3883,13 @@
         <w:t xml:space="preserve">,</w:t>
       </w:r>
       <w:r>
-        <w:t xml:space="preserve">059 legitimate commands, a false positive rate of 0% with a 95% upper bound of 0.02%. Under three- or four-dimensional policy every one of those injections would have been admitted, because the attacker’s identity triple and state context were valid. Only the provenance dimension separates the two traffic streams.</w:t>
+        <w:t xml:space="preserve">059 legitimate commands, a false positive rate of 0% with a 95% upper bound of 0.02%. This demo and the board run carry two separate claims. The demo establishes what the five-dimensional policy semantics block under sustained adversarial load. The silicon run establishes that the synthesized kernel computes identical decisions on all 2</w:t>
+      </w:r>
+      <w:r>
+        <w:t xml:space="preserve">,</w:t>
+      </w:r>
+      <w:r>
+        <w:t xml:space="preserve">307 corpus requests. Neither claim substitutes for the other. Under three- or four-dimensional policy every one of those injections would have been admitted, because the attacker’s identity triple and state context were valid. Only the provenance dimension separates the two traffic streams.</w:t>
       </w:r>
     </w:p>
     <w:p>
@@ -5731,7 +5737,13 @@
         <w:t xml:space="preserve">, and NGAC’s decision and review advantages over XACML are established in the standards comparison of Ferraiolo et al. </w:t>
       </w:r>
       <w:r>
-        <w:t xml:space="preserve">. The strongest software NGAC decision result is the linear-time graph algorithms of Mell et al. </w:t>
+        <w:t xml:space="preserve">. NGAC implementations to date are software, including NIST’s own fine-grain enforcement over database queries</w:t>
+      </w:r>
+      <w:r>
+        <w:t xml:space="preserve"> </w:t>
+      </w:r>
+      <w:r>
+        <w:t xml:space="preserve">, and the strongest software NGAC decision result is the linear-time graph algorithms of Mell et al. </w:t>
       </w:r>
       <w:r>
         <w:t xml:space="preserve">. That is the right software bound, and it is still a per-decision traversal whose constant depends on the host. XEngine compiles XACML into numeric structures offline and speeds decisions by orders of magnitude</w:t>
@@ -5892,7 +5904,7 @@
         <w:pStyle w:val="FirstParagraph"/>
       </w:pPr>
       <w:r>
-        <w:t xml:space="preserve">Our claims are bounded by several factors, and we state them plainly. First, the three-dimensional kernel was never synthesized and its kernel code no longer exists, thus every hardware parity claim in this paper is scoped to four versus five dimensions. Second, no on-board timing exists. Cycle counts come from cycle-accurate co-simulation, and the silicon run verifies function only. Third, the software baseline is a 4.96 GHz laptop CPU while the fabric runs at 100 MHz; an embedded-class CPU baseline on the board’s own Cortex-A9 would make the wall-clock comparison fairer to the fabric, and we did not run it. Fourth, software latency distributions were measured under WSL2, whose scheduler jitter contaminates maxima, which is why we cite worst observed values and never call them WCETs. Fifth, the primitive is capacity-bounded at 512 rules and 256 policy nodes, and policy update happens off the decision path. Sixth, one baseline, the modeled external-state lookup, is synthetic, and we excluded it from every empirical claim after finding it added nothing the measured SQLite path does not show.</w:t>
+        <w:t xml:space="preserve">Our claims are bounded by several factors, and we state them plainly. First, the three-dimensional kernel was never synthesized and its kernel code no longer exists, thus every hardware parity claim in this paper is scoped to four versus five dimensions. Second, no on-board timing exists. Cycle counts come from cycle-accurate co-simulation, and the silicon run verifies function only. Third, the software baseline is a 4.96 GHz laptop CPU while the fabric runs at 100 MHz; an embedded-class CPU baseline on the board’s own Cortex-A9 would make the wall-clock comparison fairer to the fabric, and we did not run it. Fourth, software latency distributions were measured under WSL2, whose scheduler jitter contaminates maxima, which is why we cite worst observed values and never call them WCETs. Fifth, the primitive is capacity-bounded at 512 rules and 256 policy nodes, and policy update happens off the decision path. Sixth, one baseline, the modeled external-state lookup, is synthetic, and we excluded it from every empirical claim after finding it added nothing the measured SQLite path does not show. Seventh, the kernel compiles only the association subset of INCITS 565. Prohibitions, obligations and administrative relations are not implemented, so no claim here extends beyond rules that grant. Eighth, the zero-cycle result is demonstrated at one operating point, 100 MHz on a Zynq-7020, where both kernels close timing with identical +0.33 ns slack. At an aggressive clock target the added dimension could force an additional pipeline stage, which is exactly the boundary the hypothesis of Section III predicts. Characterizing that frequency ceiling is future work.</w:t>
       </w:r>
     </w:p>
     <w:bookmarkEnd w:id="35"/>

--- a/docs/ipccc-2026-manuscript-draft-v1.docx
+++ b/docs/ipccc-2026-manuscript-draft-v1.docx
@@ -28,77 +28,7 @@
         <w:pStyle w:val="Abstract"/>
       </w:pPr>
       <w:r>
-        <w:t xml:space="preserve">Real-time robotic systems often leave authorization out of the control path because no software policy engine guarantees a decision within a fixed cycle budget. The tail comes from operating system contention, not policy evaluation, so a faster engine does not tighten it.</w:t>
-      </w:r>
-      <w:r>
-        <w:t xml:space="preserve"> </w:t>
-      </w:r>
-      <w:r>
-        <w:t xml:space="preserve">H-NGAC compiles NGAC policy graphs into fixed-width bitmasks, so an authorization decision reduces to a chain of bitwise AND operations. We present 5D H-NGAC, which adds two dimensions and synthesizes the result to reconfigurable logic: system state, closing safety-interlock bypass, and command provenance, closing injection from nodes that hold valid DDS credentials but an unauthorized source type. Both are CVE-anchored classes that identity-based authorization admits.</w:t>
-      </w:r>
-      <w:r>
-        <w:t xml:space="preserve"> </w:t>
-      </w:r>
-      <w:r>
-        <w:t xml:space="preserve">Synthesized with Vitis HLS to a Zynq-7020 at 100 MHz, the four- and five-dimensional kernels resolve in an identical number of cycles at every policy size tested, with minimum, mean and maximum equal at</w:t>
-      </w:r>
-      <w:r>
-        <w:t xml:space="preserve"> </w:t>
-      </w:r>
-      <m:oMath>
-        <m:r>
-          <m:t>12</m:t>
-        </m:r>
-        <m:r>
-          <m:rPr>
-            <m:sty m:val="p"/>
-          </m:rPr>
-          <m:t>+</m:t>
-        </m:r>
-        <m:r>
-          <m:t>n</m:t>
-        </m:r>
-        <m:r>
-          <m:rPr>
-            <m:sty m:val="p"/>
-          </m:rPr>
-          <m:t>/</m:t>
-        </m:r>
-        <m:r>
-          <m:t>2</m:t>
-        </m:r>
-      </m:oMath>
-      <w:r>
-        <w:t xml:space="preserve"> </w:t>
-      </w:r>
-      <w:r>
-        <w:t xml:space="preserve">cycles for</w:t>
-      </w:r>
-      <w:r>
-        <w:t xml:space="preserve"> </w:t>
-      </w:r>
-      <m:oMath>
-        <m:r>
-          <m:t>n</m:t>
-        </m:r>
-      </m:oMath>
-      <w:r>
-        <w:t xml:space="preserve"> </w:t>
-      </w:r>
-      <w:r>
-        <w:t xml:space="preserve">rules. The fifth dimension costs 524 additional LUTs and no BRAM or DSP; in software it raises per-rule cost from 0.645 to 1.220 cycles. RBAC and DAG-NGAC baselines resolve faster only by admitting every state-violating request in our corpus; the five-dimensional policy blocks 18</w:t>
-      </w:r>
-      <w:r>
-        <w:t xml:space="preserve">,</w:t>
-      </w:r>
-      <w:r>
-        <w:t xml:space="preserve">878 ROS 2 injection attempts in a software gatekeeper with no false positives, and the kernel verifies functionally on PYNQ-Z1 silicon.</w:t>
-      </w:r>
-      <w:r>
-        <w:t xml:space="preserve"> </w:t>
-      </w:r>
-      <w:r>
-        <w:t xml:space="preserve">The added security dimension is therefore free in time and nearly free in area, which makes the authorization worst case a synthesis parameter rather than a measurement.</w:t>
+        <w:t xml:space="preserve">Real-time robotic systems often leave authorization out of the control path because no software policy engine guarantees a decision within a fixed cycle budget. The tail comes from operating system scheduling, not policy evaluation, so a faster engine does not tighten it. The gap leaves attack classes open that identity-based authorization cannot see, among them unsafe-state operation and command injection from compromised but credentialed nodes, both anchored to published CVEs. H-NGAC compiles NGAC policy graphs into fixed-width bitmasks so that an authorization decision reduces to a chain of bitwise AND operations. In this paper we extend H-NGAC with two further dimensions, runtime system state and command provenance, and synthesize the four- and five-dimensional kernels to a Zynq-7020 FPGA. We evaluate the synthesized kernels against six software baselines and in an adversarial ROS 2 scenario against a credentialed compromised node. The added security dimension is free in time: both kernels resolve in an identical number of clock cycles at every policy size tested, with a closed-form worst case and zero jitter by construction. Thus the authorization worst case becomes a synthesis parameter rather than a measurement, and we quantify what that determinism costs in area and in average-case speed.</w:t>
       </w:r>
     </w:p>
     <w:p>
@@ -2440,7 +2370,7 @@
     </w:p>
     <w:bookmarkEnd w:id="18"/>
     <w:bookmarkEnd w:id="19"/>
-    <w:bookmarkStart w:id="32" w:name="results"/>
+    <w:bookmarkStart w:id="29" w:name="results"/>
     <w:p>
       <w:pPr>
         <w:pStyle w:val="Heading1"/>
@@ -3343,7 +3273,7 @@
     </w:tbl>
     <w:bookmarkEnd w:id="21"/>
     <w:bookmarkEnd w:id="22"/>
-    <w:bookmarkStart w:id="27" w:name="Xb100c26075a9f4d5bc8fe01783182dfcf260f14"/>
+    <w:bookmarkStart w:id="24" w:name="Xb100c26075a9f4d5bc8fe01783182dfcf260f14"/>
     <w:p>
       <w:pPr>
         <w:pStyle w:val="Heading2"/>
@@ -3374,54 +3304,29 @@
         <w:t xml:space="preserve">plots both families. The software curves fan out as dimensions are added. The hardware lines for four and five dimensions are the same line.</w:t>
       </w:r>
     </w:p>
-    <w:bookmarkStart w:id="26" w:name="fig:keyfinding"/>
-    <w:p>
-      <w:pPr>
-        <w:pStyle w:val="CaptionedFigure"/>
-      </w:pPr>
-      <w:r>
-        <w:drawing>
-          <wp:inline>
-            <wp:extent cx="5334000" cy="3259666"/>
-            <wp:effectExtent b="0" l="0" r="0" t="0"/>
-            <wp:docPr descr="" title="" id="24" name="Picture"/>
-            <a:graphic>
-              <a:graphicData uri="http://schemas.openxmlformats.org/drawingml/2006/picture">
-                <pic:pic>
-                  <pic:nvPicPr>
-                    <pic:cNvPr descr="chart-key-finding.png" id="25" name="Picture"/>
-                    <pic:cNvPicPr>
-                      <a:picLocks noChangeArrowheads="1" noChangeAspect="1"/>
-                    </pic:cNvPicPr>
-                  </pic:nvPicPr>
-                  <pic:blipFill>
-                    <a:blip r:embed="rId23"/>
-                    <a:stretch>
-                      <a:fillRect/>
-                    </a:stretch>
-                  </pic:blipFill>
-                  <pic:spPr bwMode="auto">
-                    <a:xfrm>
-                      <a:off x="0" y="0"/>
-                      <a:ext cx="5334000" cy="3259666"/>
-                    </a:xfrm>
-                    <a:prstGeom prst="rect">
-                      <a:avLst/>
-                    </a:prstGeom>
-                    <a:noFill/>
-                    <a:ln w="9525">
-                      <a:noFill/>
-                      <a:headEnd/>
-                      <a:tailEnd/>
-                    </a:ln>
-                  </pic:spPr>
-                </pic:pic>
-              </a:graphicData>
-            </a:graphic>
-          </wp:inline>
-        </w:drawing>
-      </w:r>
-    </w:p>
+    <w:bookmarkStart w:id="23" w:name="fig:keyfinding"/>
+    <w:tbl>
+      <w:tblPr>
+        <w:tblStyle w:val="FigureTable"/>
+        <w:tblW w:type="auto" w:w="0"/>
+        <w:jc w:val="center"/>
+        <w:tblLook w:firstRow="0" w:lastRow="0" w:firstColumn="0" w:lastColumn="0"/>
+      </w:tblPr>
+      <w:tblGrid>
+        <w:gridCol w:w="7920"/>
+      </w:tblGrid>
+      <w:tr>
+        <w:tc>
+          <w:tcPr/>
+          <w:p>
+            <w:pPr>
+              <w:pStyle w:val="Compact"/>
+              <w:jc w:val="center"/>
+            </w:pPr>
+          </w:p>
+        </w:tc>
+      </w:tr>
+    </w:tbl>
     <w:p>
       <w:pPr>
         <w:pStyle w:val="ImageCaption"/>
@@ -3430,9 +3335,9 @@
         <w:t xml:space="preserve">Cycles per decision versus policy size. Software slopes steepen with each added dimension. The 4D and 5D hardware series are identical at every measured point.</w:t>
       </w:r>
     </w:p>
-    <w:bookmarkEnd w:id="26"/>
-    <w:bookmarkEnd w:id="27"/>
-    <w:bookmarkStart w:id="29" w:name="X11b87376a8be00461646e43fc190318f848d153"/>
+    <w:bookmarkEnd w:id="23"/>
+    <w:bookmarkEnd w:id="24"/>
+    <w:bookmarkStart w:id="26" w:name="X11b87376a8be00461646e43fc190318f848d153"/>
     <w:p>
       <w:pPr>
         <w:pStyle w:val="Heading2"/>
@@ -3509,7 +3414,7 @@
         <w:t xml:space="preserve">as an argument that cheap static authorization suffices. The correctness column is the answer: the fast rows are fast because they answer a smaller question than the one Layla’s interlock asks.</w:t>
       </w:r>
     </w:p>
-    <w:bookmarkStart w:id="28" w:name="tab:models"/>
+    <w:bookmarkStart w:id="25" w:name="tab:models"/>
     <w:p>
       <w:pPr>
         <w:pStyle w:val="TableCaption"/>
@@ -3843,9 +3748,9 @@
         </w:tc>
       </w:tr>
     </w:tbl>
-    <w:bookmarkEnd w:id="28"/>
-    <w:bookmarkEnd w:id="29"/>
-    <w:bookmarkStart w:id="30" w:name="adversarial-evaluation-in-ros-2"/>
+    <w:bookmarkEnd w:id="25"/>
+    <w:bookmarkEnd w:id="26"/>
+    <w:bookmarkStart w:id="27" w:name="adversarial-evaluation-in-ros-2"/>
     <w:p>
       <w:pPr>
         <w:pStyle w:val="Heading2"/>
@@ -3914,8 +3819,8 @@
         <w:t xml:space="preserve">s lower bound of DDS localhost propagation. We report this strictly as a null result. The architectural argument stands on (4): a synthesis-time bound below the propagation floor closes the window by construction, which no measured software mean can do.</w:t>
       </w:r>
     </w:p>
-    <w:bookmarkEnd w:id="30"/>
-    <w:bookmarkStart w:id="31" w:name="Xb7099305defeb8752f31f57833654aa3bef6b70"/>
+    <w:bookmarkEnd w:id="27"/>
+    <w:bookmarkStart w:id="28" w:name="Xb7099305defeb8752f31f57833654aa3bef6b70"/>
     <w:p>
       <w:pPr>
         <w:pStyle w:val="Heading2"/>
@@ -4047,9 +3952,9 @@
         <w:t xml:space="preserve">. These engines evaluate far richer policy than (2) expresses, and we do not fault their generality. We observe only that they occupy a latency regime three to five orders of magnitude above the closed form of (4), which is the regime that keeps authorization out of control paths.</w:t>
       </w:r>
     </w:p>
-    <w:bookmarkEnd w:id="31"/>
-    <w:bookmarkEnd w:id="32"/>
-    <w:bookmarkStart w:id="34" w:name="related-work"/>
+    <w:bookmarkEnd w:id="28"/>
+    <w:bookmarkEnd w:id="29"/>
+    <w:bookmarkStart w:id="31" w:name="related-work"/>
     <w:p>
       <w:pPr>
         <w:pStyle w:val="Heading1"/>
@@ -4226,7 +4131,7 @@
         <w:t xml:space="preserve">scores each line of prior work under these definitions. The paragraphs below justify the scores that matter most, and they concede three genuine ancestors plainly.</w:t>
       </w:r>
     </w:p>
-    <w:bookmarkStart w:id="33" w:name="tab:rubric"/>
+    <w:bookmarkStart w:id="30" w:name="tab:rubric"/>
     <w:p>
       <w:pPr>
         <w:pStyle w:val="TableCaption"/>
@@ -5712,7 +5617,7 @@
         </w:tc>
       </w:tr>
     </w:tbl>
-    <w:bookmarkEnd w:id="33"/>
+    <w:bookmarkEnd w:id="30"/>
     <w:p>
       <w:pPr>
         <w:pStyle w:val="BodyText"/>
@@ -5889,8 +5794,8 @@
         <w:t xml:space="preserve">Since this work measures cycle-accurate per-decision latency, verifies a closed-form bound at every measured point, enforces both state and provenance, and validates through co-simulation and silicon functional verification, we assign it the maximum on all four axes under the definitions above. We state the novelty claim in its bounded form. Constant-latency wide-key matching exists in TCAMs, deterministic classification exists in the bit-vector family, and policy-to-circuit compilation dates to 2006. To our knowledge, no prior work compiles a standardized relational authorization model to hardware and demonstrates, on identical toolflow and part, that added policy dimensions cost zero clock cycles, and no prior hardware implementation of NGAC exists at all. We invite correction on both points.</w:t>
       </w:r>
     </w:p>
-    <w:bookmarkEnd w:id="34"/>
-    <w:bookmarkStart w:id="35" w:name="limitations"/>
+    <w:bookmarkEnd w:id="31"/>
+    <w:bookmarkStart w:id="32" w:name="limitations"/>
     <w:p>
       <w:pPr>
         <w:pStyle w:val="Heading1"/>
@@ -5907,8 +5812,8 @@
         <w:t xml:space="preserve">Our claims are bounded by several factors, and we state them plainly. First, the three-dimensional kernel was never synthesized and its kernel code no longer exists, thus every hardware parity claim in this paper is scoped to four versus five dimensions. Second, no on-board timing exists. Cycle counts come from cycle-accurate co-simulation, and the silicon run verifies function only. Third, the software baseline is a 4.96 GHz laptop CPU while the fabric runs at 100 MHz; an embedded-class CPU baseline on the board’s own Cortex-A9 would make the wall-clock comparison fairer to the fabric, and we did not run it. Fourth, software latency distributions were measured under WSL2, whose scheduler jitter contaminates maxima, which is why we cite worst observed values and never call them WCETs. Fifth, the primitive is capacity-bounded at 512 rules and 256 policy nodes, and policy update happens off the decision path. Sixth, one baseline, the modeled external-state lookup, is synthetic, and we excluded it from every empirical claim after finding it added nothing the measured SQLite path does not show. Seventh, the kernel compiles only the association subset of INCITS 565. Prohibitions, obligations and administrative relations are not implemented, so no claim here extends beyond rules that grant. Eighth, the zero-cycle result is demonstrated at one operating point, 100 MHz on a Zynq-7020, where both kernels close timing with identical +0.33 ns slack. At an aggressive clock target the added dimension could force an additional pipeline stage, which is exactly the boundary the hypothesis of Section III predicts. Characterizing that frequency ceiling is future work.</w:t>
       </w:r>
     </w:p>
-    <w:bookmarkEnd w:id="35"/>
-    <w:bookmarkStart w:id="36" w:name="future-work-and-conclusion"/>
+    <w:bookmarkEnd w:id="32"/>
+    <w:bookmarkStart w:id="33" w:name="future-work-and-conclusion"/>
     <w:p>
       <w:pPr>
         <w:pStyle w:val="Heading1"/>
@@ -5983,7 +5888,7 @@
         <w:t xml:space="preserve">059 legitimate commands. Robotics platform engineers and functional-safety engineers can treat the authorization worst case as a synthesis parameter, place the decision inside the control loop budget, and close the two attack classes that identity-based authorization admits. Layla’s interlock becomes a policy bit the fabric checks in bounded time, not a procedure she hopes the operator follows.</w:t>
       </w:r>
     </w:p>
-    <w:bookmarkEnd w:id="36"/>
+    <w:bookmarkEnd w:id="33"/>
     <w:sectPr>
       <w:footnotePr>
         <w:numRestart w:val="eachSect"/>

--- a/docs/ipccc-2026-manuscript-draft-v1.docx
+++ b/docs/ipccc-2026-manuscript-draft-v1.docx
@@ -28,7 +28,7 @@
         <w:pStyle w:val="Abstract"/>
       </w:pPr>
       <w:r>
-        <w:t xml:space="preserve">Real-time robotic systems often leave authorization out of the control path because no software policy engine guarantees a decision within a fixed cycle budget. The tail comes from operating system scheduling, not policy evaluation, so a faster engine does not tighten it. The gap leaves attack classes open that identity-based authorization cannot see, among them unsafe-state operation and command injection from compromised but credentialed nodes, both anchored to published CVEs. H-NGAC compiles NGAC policy graphs into fixed-width bitmasks so that an authorization decision reduces to a chain of bitwise AND operations. In this paper we extend H-NGAC with two further dimensions, runtime system state and command provenance, and synthesize the four- and five-dimensional kernels to a Zynq-7020 FPGA. We evaluate the synthesized kernels against six software baselines and in an adversarial ROS 2 scenario against a credentialed compromised node. The added security dimension is free in time: both kernels resolve in an identical number of clock cycles at every policy size tested, with a closed-form worst case and zero jitter by construction. Thus the authorization worst case becomes a synthesis parameter rather than a measurement, and we quantify what that determinism costs in area and in average-case speed.</w:t>
+        <w:t xml:space="preserve">Real-time robotic systems often leave authorization out of the control path because software policy engines do not offer decisions within a fixed cycle time budget. Operating system scheduling, not policy evaluation, creates non-deterministic latency, so a faster software-based engine does not offer the guarantees required by hard real-time applications. The gap leaves attack classes open that identity-based authorization cannot see, including unsafe-state operation and command injection from compromised but credentialed nodes. H-NGAC compiles NGAC policy graphs into fixed-width bitmasks so that an authorization decision reduces to a chain of bitwise AND operations. In this paper we extend H-NGAC with two further dimensions, runtime system state and command provenance. We also synthesize the four- and five-dimensional kernels to a Zynq-7020 FPGA. We evaluate the synthesized kernels against six software baselines, and the five-dimensional policy in an adversarial Robot Operating System 2 (ROS 2) scenario against a credentialed compromised node. We found that the added security dimension is free in time. Both kernels resolve in an identical number of clock cycles at every policy size tested, with a closed-form worst case and zero jitter by construction. Thus, the authorization worst case becomes a synthesis parameter rather than a measurement, and we quantify what that determinism costs in area and in average-case speed.</w:t>
       </w:r>
     </w:p>
     <w:p>
